--- a/Git誤プッシュ復旧手順書.docx
+++ b/Git誤プッシュ復旧手順書.docx
@@ -140,6 +140,18 @@
                 <w:sz w:val="21"/>
               </w:rPr>
               <w:t>✔ 「消えたように見えても Git は覚えている」ことがわかる</w:t>
+            </w:r>
+          </w:p>
+          <w:p>
+            <w:pPr>
+              <w:spacing w:after="40"/>
+            </w:pPr>
+            <w:r>
+              <w:rPr>
+                <w:rFonts w:ascii="Meiryo" w:hAnsi="Meiryo" w:eastAsia="Meiryo" w:cs="Meiryo"/>
+                <w:sz w:val="21"/>
+              </w:rPr>
+              <w:t>✔ 未コミットの変更を、別のブランチへ安全に持っていける</w:t>
             </w:r>
           </w:p>
         </w:tc>
@@ -380,6 +392,27 @@
           <w:rFonts w:ascii="Meiryo" w:hAnsi="Meiryo" w:eastAsia="Meiryo" w:cs="Meiryo"/>
           <w:sz w:val="22"/>
         </w:rPr>
+        <w:t>別のブランチに入れ直す ― ブランチの切り替え</w:t>
+      </w:r>
+    </w:p>
+    <w:p>
+      <w:pPr>
+        <w:spacing w:after="60"/>
+      </w:pPr>
+      <w:r>
+        <w:rPr>
+          <w:rFonts w:ascii="Consolas" w:hAnsi="Consolas" w:eastAsia="Consolas" w:cs="Consolas"/>
+          <w:b/>
+          <w:color w:val="1F4E79"/>
+          <w:sz w:val="22"/>
+        </w:rPr>
+        <w:t xml:space="preserve"> 10.  </w:t>
+      </w:r>
+      <w:r>
+        <w:rPr>
+          <w:rFonts w:ascii="Meiryo" w:hAnsi="Meiryo" w:eastAsia="Meiryo" w:cs="Meiryo"/>
+          <w:sz w:val="22"/>
+        </w:rPr>
         <w:t>よくある質問（FAQ）</w:t>
       </w:r>
     </w:p>
@@ -394,7 +427,7 @@
           <w:color w:val="1F4E79"/>
           <w:sz w:val="22"/>
         </w:rPr>
-        <w:t xml:space="preserve"> 10.  </w:t>
+        <w:t xml:space="preserve"> 11.  </w:t>
       </w:r>
       <w:r>
         <w:rPr>
@@ -7694,7 +7727,1875 @@
           <w:b/>
           <w:color w:val="1F4E79"/>
         </w:rPr>
-        <w:t>9. よくある質問（FAQ）</w:t>
+        <w:t>9. 別のブランチに入れ直す ― ブランチの切り替え</w:t>
+      </w:r>
+    </w:p>
+    <w:p>
+      <w:r>
+        <w:rPr>
+          <w:rFonts w:ascii="Meiryo" w:hAnsi="Meiryo" w:eastAsia="Meiryo" w:cs="Meiryo"/>
+        </w:rPr>
+        <w:t xml:space="preserve">取り出した変更が「実は別のブランチ（例: </w:t>
+      </w:r>
+      <w:r>
+        <w:rPr>
+          <w:rFonts w:ascii="Consolas" w:hAnsi="Consolas" w:eastAsia="Consolas" w:cs="Consolas"/>
+          <w:color w:val="C7254E"/>
+          <w:sz w:val="20"/>
+        </w:rPr>
+        <w:t>chapter-07</w:t>
+      </w:r>
+      <w:r>
+        <w:rPr>
+          <w:rFonts w:ascii="Meiryo" w:hAnsi="Meiryo" w:eastAsia="Meiryo" w:cs="Meiryo"/>
+        </w:rPr>
+        <w:t>）で作業すべき内容だった」という場合の進め方です。「chapter-07 にマージすればよい？」と考えがちですが、今回のようなケースでは</w:t>
+      </w:r>
+      <w:r>
+        <w:rPr>
+          <w:rFonts w:ascii="Meiryo" w:hAnsi="Meiryo" w:eastAsia="Meiryo" w:cs="Meiryo"/>
+          <w:b/>
+        </w:rPr>
+        <w:t>マージは正しい操作ではありません</w:t>
+      </w:r>
+      <w:r>
+        <w:rPr>
+          <w:rFonts w:ascii="Meiryo" w:hAnsi="Meiryo" w:eastAsia="Meiryo" w:cs="Meiryo"/>
+        </w:rPr>
+        <w:t>。</w:t>
+      </w:r>
+    </w:p>
+    <w:p>
+      <w:pPr>
+        <w:pStyle w:val="Heading2"/>
+      </w:pPr>
+      <w:r>
+        <w:rPr>
+          <w:rFonts w:ascii="Meiryo" w:hAnsi="Meiryo" w:eastAsia="Meiryo" w:cs="Meiryo"/>
+          <w:b/>
+          <w:color w:val="1F4E79"/>
+        </w:rPr>
+        <w:t>9.1 まず状況を確認する</w:t>
+      </w:r>
+    </w:p>
+    <w:tbl>
+      <w:tblPr>
+        <w:tblW w:type="auto" w:w="0"/>
+        <w:jc w:val="center"/>
+        <w:tblLayout w:type="fixed"/>
+        <w:tblLook w:firstColumn="1" w:firstRow="1" w:lastColumn="0" w:lastRow="0" w:noHBand="0" w:noVBand="1" w:val="04A0"/>
+      </w:tblPr>
+      <w:tblGrid>
+        <w:gridCol w:w="9638"/>
+      </w:tblGrid>
+      <w:tr>
+        <w:trPr>
+          <w:cantSplit/>
+        </w:trPr>
+        <w:tc>
+          <w:tcPr>
+            <w:tcW w:type="dxa" w:w="9638"/>
+            <w:shd w:val="clear" w:color="auto" w:fill="F2F2F2"/>
+            <w:tcBorders>
+              <w:top w:val="single" w:sz="4" w:color="D0D0D0"/>
+              <w:left w:val="single" w:sz="4" w:color="D0D0D0"/>
+              <w:bottom w:val="single" w:sz="4" w:color="D0D0D0"/>
+              <w:right w:val="single" w:sz="4" w:color="D0D0D0"/>
+            </w:tcBorders>
+            <w:tcMar>
+              <w:top w:w="100" w:type="dxa"/>
+              <w:bottom w:w="100" w:type="dxa"/>
+              <w:start w:w="160" w:type="dxa"/>
+              <w:end w:w="160" w:type="dxa"/>
+            </w:tcMar>
+          </w:tcPr>
+          <w:p>
+            <w:pPr>
+              <w:spacing w:after="0" w:line="264" w:lineRule="auto"/>
+            </w:pPr>
+            <w:r>
+              <w:rPr>
+                <w:rFonts w:ascii="Consolas" w:hAnsi="Consolas" w:eastAsia="Consolas" w:cs="Consolas"/>
+                <w:color w:val="6A9955"/>
+                <w:sz w:val="19"/>
+              </w:rPr>
+              <w:t># ブランチ一覧（リモートのブランチも含む）</w:t>
+            </w:r>
+          </w:p>
+          <w:p>
+            <w:pPr>
+              <w:spacing w:after="0" w:line="264" w:lineRule="auto"/>
+            </w:pPr>
+            <w:r>
+              <w:rPr>
+                <w:rFonts w:ascii="Consolas" w:hAnsi="Consolas" w:eastAsia="Consolas" w:cs="Consolas"/>
+                <w:color w:val="1E1E1E"/>
+                <w:sz w:val="19"/>
+              </w:rPr>
+              <w:t>git branch -a -vv</w:t>
+            </w:r>
+          </w:p>
+          <w:p>
+            <w:pPr>
+              <w:spacing w:after="0" w:line="264" w:lineRule="auto"/>
+            </w:pPr>
+            <w:r>
+              <w:rPr>
+                <w:rFonts w:ascii="Consolas" w:hAnsi="Consolas" w:eastAsia="Consolas" w:cs="Consolas"/>
+                <w:color w:val="1E1E1E"/>
+                <w:sz w:val="19"/>
+              </w:rPr>
+            </w:r>
+          </w:p>
+          <w:p>
+            <w:pPr>
+              <w:spacing w:after="0" w:line="264" w:lineRule="auto"/>
+            </w:pPr>
+            <w:r>
+              <w:rPr>
+                <w:rFonts w:ascii="Consolas" w:hAnsi="Consolas" w:eastAsia="Consolas" w:cs="Consolas"/>
+                <w:color w:val="6A9955"/>
+                <w:sz w:val="19"/>
+              </w:rPr>
+              <w:t># 切替先ブランチと今のブランチで、ファイル内容に違いがあるか（何も出なければ同一）</w:t>
+            </w:r>
+          </w:p>
+          <w:p>
+            <w:pPr>
+              <w:spacing w:after="0" w:line="264" w:lineRule="auto"/>
+            </w:pPr>
+            <w:r>
+              <w:rPr>
+                <w:rFonts w:ascii="Consolas" w:hAnsi="Consolas" w:eastAsia="Consolas" w:cs="Consolas"/>
+                <w:color w:val="1E1E1E"/>
+                <w:sz w:val="19"/>
+              </w:rPr>
+              <w:t>git diff --stat origin/chapter-07 main</w:t>
+            </w:r>
+          </w:p>
+          <w:p>
+            <w:pPr>
+              <w:spacing w:after="0" w:line="264" w:lineRule="auto"/>
+            </w:pPr>
+            <w:r>
+              <w:rPr>
+                <w:rFonts w:ascii="Consolas" w:hAnsi="Consolas" w:eastAsia="Consolas" w:cs="Consolas"/>
+                <w:color w:val="1E1E1E"/>
+                <w:sz w:val="19"/>
+              </w:rPr>
+            </w:r>
+          </w:p>
+          <w:p>
+            <w:pPr>
+              <w:spacing w:after="0" w:line="264" w:lineRule="auto"/>
+            </w:pPr>
+            <w:r>
+              <w:rPr>
+                <w:rFonts w:ascii="Consolas" w:hAnsi="Consolas" w:eastAsia="Consolas" w:cs="Consolas"/>
+                <w:color w:val="6A9955"/>
+                <w:sz w:val="19"/>
+              </w:rPr>
+              <w:t># 切替先にあって今のブランチに無いコミット / その逆</w:t>
+            </w:r>
+          </w:p>
+          <w:p>
+            <w:pPr>
+              <w:spacing w:after="0" w:line="264" w:lineRule="auto"/>
+            </w:pPr>
+            <w:r>
+              <w:rPr>
+                <w:rFonts w:ascii="Consolas" w:hAnsi="Consolas" w:eastAsia="Consolas" w:cs="Consolas"/>
+                <w:color w:val="1E1E1E"/>
+                <w:sz w:val="19"/>
+              </w:rPr>
+              <w:t>git log --oneline origin/chapter-07 ^main</w:t>
+            </w:r>
+          </w:p>
+          <w:p>
+            <w:pPr>
+              <w:spacing w:after="0" w:line="264" w:lineRule="auto"/>
+            </w:pPr>
+            <w:r>
+              <w:rPr>
+                <w:rFonts w:ascii="Consolas" w:hAnsi="Consolas" w:eastAsia="Consolas" w:cs="Consolas"/>
+                <w:color w:val="1E1E1E"/>
+                <w:sz w:val="19"/>
+              </w:rPr>
+              <w:t>git log --oneline main ^origin/chapter-07</w:t>
+            </w:r>
+          </w:p>
+        </w:tc>
+      </w:tr>
+    </w:tbl>
+    <w:p>
+      <w:pPr>
+        <w:spacing w:after="40"/>
+      </w:pPr>
+    </w:p>
+    <w:tbl>
+      <w:tblPr>
+        <w:tblStyle w:val="TableGrid"/>
+        <w:tblW w:type="auto" w:w="0"/>
+        <w:jc w:val="center"/>
+        <w:tblLook w:firstColumn="1" w:firstRow="1" w:lastColumn="0" w:lastRow="0" w:noHBand="0" w:noVBand="1" w:val="04A0"/>
+      </w:tblPr>
+      <w:tblGrid>
+        <w:gridCol w:w="4819"/>
+        <w:gridCol w:w="4819"/>
+      </w:tblGrid>
+      <w:tr>
+        <w:trPr>
+          <w:tblHeader/>
+          <w:cantSplit/>
+        </w:trPr>
+        <w:tc>
+          <w:tcPr>
+            <w:tcW w:type="dxa" w:w="3118"/>
+            <w:shd w:val="clear" w:color="auto" w:fill="1F4E79"/>
+            <w:vAlign w:val="center"/>
+          </w:tcPr>
+          <w:p>
+            <w:pPr>
+              <w:keepNext/>
+              <w:spacing w:after="0"/>
+            </w:pPr>
+            <w:r/>
+            <w:r>
+              <w:rPr>
+                <w:rFonts w:ascii="Meiryo" w:hAnsi="Meiryo" w:eastAsia="Meiryo" w:cs="Meiryo"/>
+                <w:b/>
+                <w:color w:val="FFFFFF"/>
+                <w:sz w:val="19"/>
+              </w:rPr>
+              <w:t>項目</w:t>
+            </w:r>
+          </w:p>
+        </w:tc>
+        <w:tc>
+          <w:tcPr>
+            <w:tcW w:type="dxa" w:w="6520"/>
+            <w:shd w:val="clear" w:color="auto" w:fill="1F4E79"/>
+            <w:vAlign w:val="center"/>
+          </w:tcPr>
+          <w:p>
+            <w:pPr>
+              <w:keepNext/>
+              <w:spacing w:after="0"/>
+            </w:pPr>
+            <w:r/>
+            <w:r>
+              <w:rPr>
+                <w:rFonts w:ascii="Meiryo" w:hAnsi="Meiryo" w:eastAsia="Meiryo" w:cs="Meiryo"/>
+                <w:b/>
+                <w:color w:val="FFFFFF"/>
+                <w:sz w:val="19"/>
+              </w:rPr>
+              <w:t>今回の確認結果</w:t>
+            </w:r>
+          </w:p>
+        </w:tc>
+      </w:tr>
+      <w:tr>
+        <w:trPr>
+          <w:cantSplit/>
+        </w:trPr>
+        <w:tc>
+          <w:tcPr>
+            <w:tcW w:type="dxa" w:w="3118"/>
+            <w:vAlign w:val="center"/>
+          </w:tcPr>
+          <w:p>
+            <w:pPr>
+              <w:spacing w:after="0"/>
+            </w:pPr>
+            <w:r/>
+            <w:r>
+              <w:rPr>
+                <w:rFonts w:ascii="Meiryo" w:hAnsi="Meiryo" w:eastAsia="Meiryo" w:cs="Meiryo"/>
+                <w:sz w:val="19"/>
+              </w:rPr>
+              <w:t>「chapter-07 リポジトリ」の正体</w:t>
+            </w:r>
+          </w:p>
+        </w:tc>
+        <w:tc>
+          <w:tcPr>
+            <w:tcW w:type="dxa" w:w="6520"/>
+            <w:vAlign w:val="center"/>
+          </w:tcPr>
+          <w:p>
+            <w:pPr>
+              <w:spacing w:after="0"/>
+            </w:pPr>
+            <w:r/>
+            <w:r>
+              <w:rPr>
+                <w:rFonts w:ascii="Meiryo" w:hAnsi="Meiryo" w:eastAsia="Meiryo" w:cs="Meiryo"/>
+                <w:sz w:val="19"/>
+              </w:rPr>
+              <w:t xml:space="preserve">別リポジトリではなく、同じリポジトリの </w:t>
+            </w:r>
+            <w:r>
+              <w:rPr>
+                <w:rFonts w:ascii="Consolas" w:hAnsi="Consolas" w:eastAsia="Consolas" w:cs="Consolas"/>
+                <w:color w:val="C7254E"/>
+                <w:sz w:val="19"/>
+              </w:rPr>
+              <w:t>origin/chapter-07</w:t>
+            </w:r>
+            <w:r>
+              <w:rPr>
+                <w:rFonts w:ascii="Meiryo" w:hAnsi="Meiryo" w:eastAsia="Meiryo" w:cs="Meiryo"/>
+                <w:sz w:val="19"/>
+              </w:rPr>
+              <w:t xml:space="preserve"> </w:t>
+            </w:r>
+            <w:r>
+              <w:rPr>
+                <w:rFonts w:ascii="Meiryo" w:hAnsi="Meiryo" w:eastAsia="Meiryo" w:cs="Meiryo"/>
+                <w:b/>
+                <w:sz w:val="19"/>
+              </w:rPr>
+              <w:t>ブランチ</w:t>
+            </w:r>
+            <w:r>
+              <w:rPr>
+                <w:rFonts w:ascii="Meiryo" w:hAnsi="Meiryo" w:eastAsia="Meiryo" w:cs="Meiryo"/>
+                <w:sz w:val="19"/>
+              </w:rPr>
+              <w:t>。ローカルにはまだ無い</w:t>
+            </w:r>
+          </w:p>
+        </w:tc>
+      </w:tr>
+      <w:tr>
+        <w:trPr>
+          <w:cantSplit/>
+        </w:trPr>
+        <w:tc>
+          <w:tcPr>
+            <w:tcW w:type="dxa" w:w="3118"/>
+            <w:vAlign w:val="center"/>
+            <w:shd w:val="clear" w:color="auto" w:fill="F7F9FC"/>
+          </w:tcPr>
+          <w:p>
+            <w:pPr>
+              <w:spacing w:after="0"/>
+            </w:pPr>
+            <w:r/>
+            <w:r>
+              <w:rPr>
+                <w:rFonts w:ascii="Meiryo" w:hAnsi="Meiryo" w:eastAsia="Meiryo" w:cs="Meiryo"/>
+                <w:sz w:val="19"/>
+              </w:rPr>
+              <w:t>chapter-07 の中身</w:t>
+            </w:r>
+          </w:p>
+        </w:tc>
+        <w:tc>
+          <w:tcPr>
+            <w:tcW w:type="dxa" w:w="6520"/>
+            <w:vAlign w:val="center"/>
+            <w:shd w:val="clear" w:color="auto" w:fill="F7F9FC"/>
+          </w:tcPr>
+          <w:p>
+            <w:pPr>
+              <w:spacing w:after="0"/>
+            </w:pPr>
+            <w:r/>
+            <w:r>
+              <w:rPr>
+                <w:rFonts w:ascii="Consolas" w:hAnsi="Consolas" w:eastAsia="Consolas" w:cs="Consolas"/>
+                <w:color w:val="C7254E"/>
+                <w:sz w:val="19"/>
+              </w:rPr>
+              <w:t>1cfa99c</w:t>
+            </w:r>
+            <w:r>
+              <w:rPr>
+                <w:rFonts w:ascii="Meiryo" w:hAnsi="Meiryo" w:eastAsia="Meiryo" w:cs="Meiryo"/>
+                <w:sz w:val="19"/>
+              </w:rPr>
+              <w:t xml:space="preserve"> を指していて、main と</w:t>
+            </w:r>
+            <w:r>
+              <w:rPr>
+                <w:rFonts w:ascii="Meiryo" w:hAnsi="Meiryo" w:eastAsia="Meiryo" w:cs="Meiryo"/>
+                <w:b/>
+                <w:sz w:val="19"/>
+              </w:rPr>
+              <w:t>ファイル内容が完全に同一</w:t>
+            </w:r>
+            <w:r>
+              <w:rPr>
+                <w:rFonts w:ascii="Meiryo" w:hAnsi="Meiryo" w:eastAsia="Meiryo" w:cs="Meiryo"/>
+                <w:sz w:val="19"/>
+              </w:rPr>
+              <w:t>（差分ゼロ）</w:t>
+            </w:r>
+          </w:p>
+        </w:tc>
+      </w:tr>
+      <w:tr>
+        <w:trPr>
+          <w:cantSplit/>
+        </w:trPr>
+        <w:tc>
+          <w:tcPr>
+            <w:tcW w:type="dxa" w:w="3118"/>
+            <w:vAlign w:val="center"/>
+          </w:tcPr>
+          <w:p>
+            <w:pPr>
+              <w:spacing w:after="0"/>
+            </w:pPr>
+            <w:r/>
+            <w:r>
+              <w:rPr>
+                <w:rFonts w:ascii="Meiryo" w:hAnsi="Meiryo" w:eastAsia="Meiryo" w:cs="Meiryo"/>
+                <w:sz w:val="19"/>
+              </w:rPr>
+              <w:t>取り出した変更</w:t>
+            </w:r>
+          </w:p>
+        </w:tc>
+        <w:tc>
+          <w:tcPr>
+            <w:tcW w:type="dxa" w:w="6520"/>
+            <w:vAlign w:val="center"/>
+          </w:tcPr>
+          <w:p>
+            <w:pPr>
+              <w:spacing w:after="0"/>
+            </w:pPr>
+            <w:r/>
+            <w:r>
+              <w:rPr>
+                <w:rFonts w:ascii="Meiryo" w:hAnsi="Meiryo" w:eastAsia="Meiryo" w:cs="Meiryo"/>
+                <w:sz w:val="19"/>
+              </w:rPr>
+              <w:t>まだ</w:t>
+            </w:r>
+            <w:r>
+              <w:rPr>
+                <w:rFonts w:ascii="Meiryo" w:hAnsi="Meiryo" w:eastAsia="Meiryo" w:cs="Meiryo"/>
+                <w:b/>
+                <w:sz w:val="19"/>
+              </w:rPr>
+              <w:t>未コミット</w:t>
+            </w:r>
+            <w:r>
+              <w:rPr>
+                <w:rFonts w:ascii="Meiryo" w:hAnsi="Meiryo" w:eastAsia="Meiryo" w:cs="Meiryo"/>
+                <w:sz w:val="19"/>
+              </w:rPr>
+              <w:t>（作業ツリーにあるだけ）</w:t>
+            </w:r>
+          </w:p>
+        </w:tc>
+      </w:tr>
+      <w:tr>
+        <w:trPr>
+          <w:cantSplit/>
+        </w:trPr>
+        <w:tc>
+          <w:tcPr>
+            <w:tcW w:type="dxa" w:w="3118"/>
+            <w:vAlign w:val="center"/>
+            <w:shd w:val="clear" w:color="auto" w:fill="F7F9FC"/>
+          </w:tcPr>
+          <w:p>
+            <w:pPr>
+              <w:spacing w:after="0"/>
+            </w:pPr>
+            <w:r/>
+            <w:r>
+              <w:rPr>
+                <w:rFonts w:ascii="Meiryo" w:hAnsi="Meiryo" w:eastAsia="Meiryo" w:cs="Meiryo"/>
+                <w:sz w:val="19"/>
+              </w:rPr>
+              <w:t>置き場所</w:t>
+            </w:r>
+          </w:p>
+        </w:tc>
+        <w:tc>
+          <w:tcPr>
+            <w:tcW w:type="dxa" w:w="6520"/>
+            <w:vAlign w:val="center"/>
+            <w:shd w:val="clear" w:color="auto" w:fill="F7F9FC"/>
+          </w:tcPr>
+          <w:p>
+            <w:pPr>
+              <w:spacing w:after="0"/>
+            </w:pPr>
+            <w:r/>
+            <w:r>
+              <w:rPr>
+                <w:rFonts w:ascii="Consolas" w:hAnsi="Consolas" w:eastAsia="Consolas" w:cs="Consolas"/>
+                <w:color w:val="C7254E"/>
+                <w:sz w:val="19"/>
+              </w:rPr>
+              <w:t>ZIP/taskboard-pro_第5回完成版/</w:t>
+            </w:r>
+            <w:r>
+              <w:rPr>
+                <w:rFonts w:ascii="Meiryo" w:hAnsi="Meiryo" w:eastAsia="Meiryo" w:cs="Meiryo"/>
+                <w:sz w:val="19"/>
+              </w:rPr>
+              <w:t xml:space="preserve"> の中のまま（本来はルートの </w:t>
+            </w:r>
+            <w:r>
+              <w:rPr>
+                <w:rFonts w:ascii="Consolas" w:hAnsi="Consolas" w:eastAsia="Consolas" w:cs="Consolas"/>
+                <w:color w:val="C7254E"/>
+                <w:sz w:val="19"/>
+              </w:rPr>
+              <w:t>taskboard-pro/</w:t>
+            </w:r>
+            <w:r>
+              <w:rPr>
+                <w:rFonts w:ascii="Meiryo" w:hAnsi="Meiryo" w:eastAsia="Meiryo" w:cs="Meiryo"/>
+                <w:sz w:val="19"/>
+              </w:rPr>
+              <w:t>）</w:t>
+            </w:r>
+          </w:p>
+        </w:tc>
+      </w:tr>
+    </w:tbl>
+    <w:p>
+      <w:pPr>
+        <w:spacing w:after="40"/>
+      </w:pPr>
+    </w:p>
+    <w:p>
+      <w:pPr>
+        <w:pStyle w:val="Heading2"/>
+      </w:pPr>
+      <w:r>
+        <w:rPr>
+          <w:rFonts w:ascii="Meiryo" w:hAnsi="Meiryo" w:eastAsia="Meiryo" w:cs="Meiryo"/>
+          <w:b/>
+          <w:color w:val="1F4E79"/>
+        </w:rPr>
+        <w:t>9.2 なぜ「マージ」では解決しないか</w:t>
+      </w:r>
+    </w:p>
+    <w:p>
+      <w:pPr>
+        <w:spacing w:after="60"/>
+        <w:ind w:left="454" w:hanging="283"/>
+      </w:pPr>
+      <w:r>
+        <w:rPr>
+          <w:rFonts w:ascii="Meiryo" w:hAnsi="Meiryo" w:eastAsia="Meiryo" w:cs="Meiryo"/>
+        </w:rPr>
+        <w:t xml:space="preserve">1. </w:t>
+      </w:r>
+      <w:r>
+        <w:rPr>
+          <w:rFonts w:ascii="Meiryo" w:hAnsi="Meiryo" w:eastAsia="Meiryo" w:cs="Meiryo"/>
+          <w:b/>
+        </w:rPr>
+        <w:t>マージしても何も変わらない</w:t>
+      </w:r>
+      <w:r>
+        <w:rPr>
+          <w:rFonts w:ascii="Meiryo" w:hAnsi="Meiryo" w:eastAsia="Meiryo" w:cs="Meiryo"/>
+        </w:rPr>
+        <w:t xml:space="preserve"> ― chapter-07 と main は中身が同じ。マージしても誤コミットと Revert が履歴に付くだけで、ファイルは1つも変わらない。</w:t>
+      </w:r>
+    </w:p>
+    <w:p>
+      <w:pPr>
+        <w:spacing w:after="60"/>
+        <w:ind w:left="454" w:hanging="283"/>
+      </w:pPr>
+      <w:r>
+        <w:rPr>
+          <w:rFonts w:ascii="Meiryo" w:hAnsi="Meiryo" w:eastAsia="Meiryo" w:cs="Meiryo"/>
+        </w:rPr>
+        <w:t xml:space="preserve">2. </w:t>
+      </w:r>
+      <w:r>
+        <w:rPr>
+          <w:rFonts w:ascii="Meiryo" w:hAnsi="Meiryo" w:eastAsia="Meiryo" w:cs="Meiryo"/>
+          <w:b/>
+        </w:rPr>
+        <w:t>未コミットの変更はマージの対象外</w:t>
+      </w:r>
+      <w:r>
+        <w:rPr>
+          <w:rFonts w:ascii="Meiryo" w:hAnsi="Meiryo" w:eastAsia="Meiryo" w:cs="Meiryo"/>
+        </w:rPr>
+        <w:t xml:space="preserve"> ― マージが運ぶのは「コミット」。作業ツリーにあるだけの変更は運べない。</w:t>
+      </w:r>
+    </w:p>
+    <w:p>
+      <w:pPr>
+        <w:spacing w:after="60"/>
+        <w:ind w:left="454" w:hanging="283"/>
+      </w:pPr>
+      <w:r>
+        <w:rPr>
+          <w:rFonts w:ascii="Meiryo" w:hAnsi="Meiryo" w:eastAsia="Meiryo" w:cs="Meiryo"/>
+        </w:rPr>
+        <w:t xml:space="preserve">3. </w:t>
+      </w:r>
+      <w:r>
+        <w:rPr>
+          <w:rFonts w:ascii="Meiryo" w:hAnsi="Meiryo" w:eastAsia="Meiryo" w:cs="Meiryo"/>
+          <w:b/>
+        </w:rPr>
+        <w:t>置き場所が直らない</w:t>
+      </w:r>
+      <w:r>
+        <w:rPr>
+          <w:rFonts w:ascii="Meiryo" w:hAnsi="Meiryo" w:eastAsia="Meiryo" w:cs="Meiryo"/>
+        </w:rPr>
+        <w:t xml:space="preserve"> ― ブランチを変えても「第5回フォルダの中にある」状態は変わらない。これが本来の問題。</w:t>
+      </w:r>
+    </w:p>
+    <w:tbl>
+      <w:tblPr>
+        <w:tblW w:type="auto" w:w="0"/>
+        <w:jc w:val="center"/>
+        <w:tblLook w:firstColumn="1" w:firstRow="1" w:lastColumn="0" w:lastRow="0" w:noHBand="0" w:noVBand="1" w:val="04A0"/>
+      </w:tblPr>
+      <w:tblGrid>
+        <w:gridCol w:w="9638"/>
+      </w:tblGrid>
+      <w:tr>
+        <w:trPr>
+          <w:cantSplit/>
+        </w:trPr>
+        <w:tc>
+          <w:tcPr>
+            <w:tcW w:type="dxa" w:w="9638"/>
+            <w:shd w:val="clear" w:color="auto" w:fill="EAF7EA"/>
+            <w:tcBorders>
+              <w:top w:val="nil"/>
+              <w:left w:val="single" w:sz="12" w:color="2E7D32"/>
+              <w:bottom w:val="nil"/>
+              <w:right w:val="nil"/>
+            </w:tcBorders>
+            <w:tcMar>
+              <w:top w:w="100" w:type="dxa"/>
+              <w:bottom w:w="100" w:type="dxa"/>
+              <w:start w:w="200" w:type="dxa"/>
+              <w:end w:w="160" w:type="dxa"/>
+            </w:tcMar>
+          </w:tcPr>
+          <w:p>
+            <w:pPr>
+              <w:spacing w:after="60"/>
+            </w:pPr>
+            <w:r>
+              <w:rPr>
+                <w:rFonts w:ascii="Meiryo" w:hAnsi="Meiryo" w:eastAsia="Meiryo" w:cs="Meiryo"/>
+                <w:b/>
+                <w:color w:val="2E7D32"/>
+                <w:sz w:val="21"/>
+              </w:rPr>
+              <w:t>✔ 正しい考え方</w:t>
+            </w:r>
+          </w:p>
+          <w:p>
+            <w:pPr>
+              <w:spacing w:after="40"/>
+            </w:pPr>
+            <w:r>
+              <w:rPr>
+                <w:rFonts w:ascii="Meiryo" w:hAnsi="Meiryo" w:eastAsia="Meiryo" w:cs="Meiryo"/>
+              </w:rPr>
+              <w:t>「chapter-07 に</w:t>
+            </w:r>
+            <w:r>
+              <w:rPr>
+                <w:rFonts w:ascii="Meiryo" w:hAnsi="Meiryo" w:eastAsia="Meiryo" w:cs="Meiryo"/>
+                <w:b/>
+              </w:rPr>
+              <w:t>切り替えて</w:t>
+            </w:r>
+            <w:r>
+              <w:rPr>
+                <w:rFonts w:ascii="Meiryo" w:hAnsi="Meiryo" w:eastAsia="Meiryo" w:cs="Meiryo"/>
+              </w:rPr>
+              <w:t>、変更を</w:t>
+            </w:r>
+            <w:r>
+              <w:rPr>
+                <w:rFonts w:ascii="Meiryo" w:hAnsi="Meiryo" w:eastAsia="Meiryo" w:cs="Meiryo"/>
+                <w:b/>
+              </w:rPr>
+              <w:t>正しい場所に置いて</w:t>
+            </w:r>
+            <w:r>
+              <w:rPr>
+                <w:rFonts w:ascii="Meiryo" w:hAnsi="Meiryo" w:eastAsia="Meiryo" w:cs="Meiryo"/>
+              </w:rPr>
+              <w:t>、そこで</w:t>
+            </w:r>
+            <w:r>
+              <w:rPr>
+                <w:rFonts w:ascii="Meiryo" w:hAnsi="Meiryo" w:eastAsia="Meiryo" w:cs="Meiryo"/>
+                <w:b/>
+              </w:rPr>
+              <w:t>コミット</w:t>
+            </w:r>
+            <w:r>
+              <w:rPr>
+                <w:rFonts w:ascii="Meiryo" w:hAnsi="Meiryo" w:eastAsia="Meiryo" w:cs="Meiryo"/>
+              </w:rPr>
+              <w:t>する」です。</w:t>
+            </w:r>
+          </w:p>
+          <w:p>
+            <w:pPr>
+              <w:spacing w:after="40"/>
+            </w:pPr>
+            <w:r>
+              <w:rPr>
+                <w:rFonts w:ascii="Meiryo" w:hAnsi="Meiryo" w:eastAsia="Meiryo" w:cs="Meiryo"/>
+              </w:rPr>
+              <w:t>マージは「別々に進んだ2つの履歴を合流させる」操作であって、未コミットの変更を別ブランチへ運ぶ操作ではありません。</w:t>
+            </w:r>
+          </w:p>
+        </w:tc>
+      </w:tr>
+    </w:tbl>
+    <w:p>
+      <w:pPr>
+        <w:spacing w:after="40"/>
+      </w:pPr>
+    </w:p>
+    <w:p>
+      <w:pPr>
+        <w:pStyle w:val="Heading2"/>
+      </w:pPr>
+      <w:r>
+        <w:rPr>
+          <w:rFonts w:ascii="Meiryo" w:hAnsi="Meiryo" w:eastAsia="Meiryo" w:cs="Meiryo"/>
+          <w:b/>
+          <w:color w:val="1F4E79"/>
+        </w:rPr>
+        <w:t>9.3 未コミットの変更があるまま切り替えてもエラーにならない？</w:t>
+      </w:r>
+    </w:p>
+    <w:p>
+      <w:r>
+        <w:rPr>
+          <w:rFonts w:ascii="Consolas" w:hAnsi="Consolas" w:eastAsia="Consolas" w:cs="Consolas"/>
+          <w:color w:val="C7254E"/>
+          <w:sz w:val="20"/>
+        </w:rPr>
+        <w:t>git switch</w:t>
+      </w:r>
+      <w:r>
+        <w:rPr>
+          <w:rFonts w:ascii="Meiryo" w:hAnsi="Meiryo" w:eastAsia="Meiryo" w:cs="Meiryo"/>
+        </w:rPr>
+        <w:t xml:space="preserve"> は未コミットの変更を</w:t>
+      </w:r>
+      <w:r>
+        <w:rPr>
+          <w:rFonts w:ascii="Meiryo" w:hAnsi="Meiryo" w:eastAsia="Meiryo" w:cs="Meiryo"/>
+          <w:b/>
+        </w:rPr>
+        <w:t>そのまま持ち越そうとします</w:t>
+      </w:r>
+      <w:r>
+        <w:rPr>
+          <w:rFonts w:ascii="Meiryo" w:hAnsi="Meiryo" w:eastAsia="Meiryo" w:cs="Meiryo"/>
+        </w:rPr>
+        <w:t>。エラーになるのは、切り替えによって</w:t>
+      </w:r>
+      <w:r>
+        <w:rPr>
+          <w:rFonts w:ascii="Meiryo" w:hAnsi="Meiryo" w:eastAsia="Meiryo" w:cs="Meiryo"/>
+          <w:b/>
+        </w:rPr>
+        <w:t>あなたの変更が上書きされてしまう</w:t>
+      </w:r>
+      <w:r>
+        <w:rPr>
+          <w:rFonts w:ascii="Meiryo" w:hAnsi="Meiryo" w:eastAsia="Meiryo" w:cs="Meiryo"/>
+        </w:rPr>
+        <w:t>場合だけです。</w:t>
+      </w:r>
+    </w:p>
+    <w:tbl>
+      <w:tblPr>
+        <w:tblStyle w:val="TableGrid"/>
+        <w:tblW w:type="auto" w:w="0"/>
+        <w:jc w:val="center"/>
+        <w:tblLook w:firstColumn="1" w:firstRow="1" w:lastColumn="0" w:lastRow="0" w:noHBand="0" w:noVBand="1" w:val="04A0"/>
+      </w:tblPr>
+      <w:tblGrid>
+        <w:gridCol w:w="4819"/>
+        <w:gridCol w:w="4819"/>
+      </w:tblGrid>
+      <w:tr>
+        <w:trPr>
+          <w:tblHeader/>
+          <w:cantSplit/>
+        </w:trPr>
+        <w:tc>
+          <w:tcPr>
+            <w:tcW w:type="dxa" w:w="4252"/>
+            <w:shd w:val="clear" w:color="auto" w:fill="1F4E79"/>
+            <w:vAlign w:val="center"/>
+          </w:tcPr>
+          <w:p>
+            <w:pPr>
+              <w:keepNext/>
+              <w:spacing w:after="0"/>
+            </w:pPr>
+            <w:r/>
+            <w:r>
+              <w:rPr>
+                <w:rFonts w:ascii="Meiryo" w:hAnsi="Meiryo" w:eastAsia="Meiryo" w:cs="Meiryo"/>
+                <w:b/>
+                <w:color w:val="FFFFFF"/>
+                <w:sz w:val="19"/>
+              </w:rPr>
+              <w:t>状況</w:t>
+            </w:r>
+          </w:p>
+        </w:tc>
+        <w:tc>
+          <w:tcPr>
+            <w:tcW w:type="dxa" w:w="5386"/>
+            <w:shd w:val="clear" w:color="auto" w:fill="1F4E79"/>
+            <w:vAlign w:val="center"/>
+          </w:tcPr>
+          <w:p>
+            <w:pPr>
+              <w:keepNext/>
+              <w:spacing w:after="0"/>
+            </w:pPr>
+            <w:r/>
+            <w:r>
+              <w:rPr>
+                <w:rFonts w:ascii="Meiryo" w:hAnsi="Meiryo" w:eastAsia="Meiryo" w:cs="Meiryo"/>
+                <w:b/>
+                <w:color w:val="FFFFFF"/>
+                <w:sz w:val="19"/>
+              </w:rPr>
+              <w:t>結果</w:t>
+            </w:r>
+          </w:p>
+        </w:tc>
+      </w:tr>
+      <w:tr>
+        <w:trPr>
+          <w:cantSplit/>
+        </w:trPr>
+        <w:tc>
+          <w:tcPr>
+            <w:tcW w:type="dxa" w:w="4252"/>
+            <w:vAlign w:val="center"/>
+          </w:tcPr>
+          <w:p>
+            <w:pPr>
+              <w:spacing w:after="0"/>
+            </w:pPr>
+            <w:r/>
+            <w:r>
+              <w:rPr>
+                <w:rFonts w:ascii="Meiryo" w:hAnsi="Meiryo" w:eastAsia="Meiryo" w:cs="Meiryo"/>
+                <w:sz w:val="19"/>
+              </w:rPr>
+              <w:t>変更したファイルが、今のブランチと切替先で</w:t>
+            </w:r>
+            <w:r>
+              <w:rPr>
+                <w:rFonts w:ascii="Meiryo" w:hAnsi="Meiryo" w:eastAsia="Meiryo" w:cs="Meiryo"/>
+                <w:b/>
+                <w:sz w:val="19"/>
+              </w:rPr>
+              <w:t>同じ内容</w:t>
+            </w:r>
+          </w:p>
+        </w:tc>
+        <w:tc>
+          <w:tcPr>
+            <w:tcW w:type="dxa" w:w="5386"/>
+            <w:vAlign w:val="center"/>
+          </w:tcPr>
+          <w:p>
+            <w:pPr>
+              <w:spacing w:after="0"/>
+            </w:pPr>
+            <w:r/>
+            <w:r>
+              <w:rPr>
+                <w:rFonts w:ascii="Meiryo" w:hAnsi="Meiryo" w:eastAsia="Meiryo" w:cs="Meiryo"/>
+                <w:sz w:val="19"/>
+              </w:rPr>
+              <w:t>✅ 切り替えできる。変更はそのまま持ち越される</w:t>
+            </w:r>
+          </w:p>
+        </w:tc>
+      </w:tr>
+      <w:tr>
+        <w:trPr>
+          <w:cantSplit/>
+        </w:trPr>
+        <w:tc>
+          <w:tcPr>
+            <w:tcW w:type="dxa" w:w="4252"/>
+            <w:vAlign w:val="center"/>
+            <w:shd w:val="clear" w:color="auto" w:fill="F7F9FC"/>
+          </w:tcPr>
+          <w:p>
+            <w:pPr>
+              <w:spacing w:after="0"/>
+            </w:pPr>
+            <w:r/>
+            <w:r>
+              <w:rPr>
+                <w:rFonts w:ascii="Meiryo" w:hAnsi="Meiryo" w:eastAsia="Meiryo" w:cs="Meiryo"/>
+                <w:sz w:val="19"/>
+              </w:rPr>
+              <w:t>変更したファイルが、切替先では</w:t>
+            </w:r>
+            <w:r>
+              <w:rPr>
+                <w:rFonts w:ascii="Meiryo" w:hAnsi="Meiryo" w:eastAsia="Meiryo" w:cs="Meiryo"/>
+                <w:b/>
+                <w:sz w:val="19"/>
+              </w:rPr>
+              <w:t>別の内容</w:t>
+            </w:r>
+          </w:p>
+        </w:tc>
+        <w:tc>
+          <w:tcPr>
+            <w:tcW w:type="dxa" w:w="5386"/>
+            <w:vAlign w:val="center"/>
+            <w:shd w:val="clear" w:color="auto" w:fill="F7F9FC"/>
+          </w:tcPr>
+          <w:p>
+            <w:pPr>
+              <w:spacing w:after="0"/>
+            </w:pPr>
+            <w:r/>
+            <w:r>
+              <w:rPr>
+                <w:rFonts w:ascii="Meiryo" w:hAnsi="Meiryo" w:eastAsia="Meiryo" w:cs="Meiryo"/>
+                <w:sz w:val="19"/>
+              </w:rPr>
+              <w:t xml:space="preserve">❌ </w:t>
+            </w:r>
+            <w:r>
+              <w:rPr>
+                <w:rFonts w:ascii="Consolas" w:hAnsi="Consolas" w:eastAsia="Consolas" w:cs="Consolas"/>
+                <w:color w:val="C7254E"/>
+                <w:sz w:val="19"/>
+              </w:rPr>
+              <w:t>error: Your local changes to the following files would be overwritten by checkout</w:t>
+            </w:r>
+          </w:p>
+        </w:tc>
+      </w:tr>
+      <w:tr>
+        <w:trPr>
+          <w:cantSplit/>
+        </w:trPr>
+        <w:tc>
+          <w:tcPr>
+            <w:tcW w:type="dxa" w:w="4252"/>
+            <w:vAlign w:val="center"/>
+          </w:tcPr>
+          <w:p>
+            <w:pPr>
+              <w:spacing w:after="0"/>
+            </w:pPr>
+            <w:r/>
+            <w:r>
+              <w:rPr>
+                <w:rFonts w:ascii="Meiryo" w:hAnsi="Meiryo" w:eastAsia="Meiryo" w:cs="Meiryo"/>
+                <w:sz w:val="19"/>
+              </w:rPr>
+              <w:t>未追跡（新規）ファイルと同じパスに、切替先が</w:t>
+            </w:r>
+            <w:r>
+              <w:rPr>
+                <w:rFonts w:ascii="Meiryo" w:hAnsi="Meiryo" w:eastAsia="Meiryo" w:cs="Meiryo"/>
+                <w:b/>
+                <w:sz w:val="19"/>
+              </w:rPr>
+              <w:t>別のファイルを持っている</w:t>
+            </w:r>
+          </w:p>
+        </w:tc>
+        <w:tc>
+          <w:tcPr>
+            <w:tcW w:type="dxa" w:w="5386"/>
+            <w:vAlign w:val="center"/>
+          </w:tcPr>
+          <w:p>
+            <w:pPr>
+              <w:spacing w:after="0"/>
+            </w:pPr>
+            <w:r/>
+            <w:r>
+              <w:rPr>
+                <w:rFonts w:ascii="Meiryo" w:hAnsi="Meiryo" w:eastAsia="Meiryo" w:cs="Meiryo"/>
+                <w:sz w:val="19"/>
+              </w:rPr>
+              <w:t xml:space="preserve">❌ </w:t>
+            </w:r>
+            <w:r>
+              <w:rPr>
+                <w:rFonts w:ascii="Consolas" w:hAnsi="Consolas" w:eastAsia="Consolas" w:cs="Consolas"/>
+                <w:color w:val="C7254E"/>
+                <w:sz w:val="19"/>
+              </w:rPr>
+              <w:t>error: The following untracked working tree files would be overwritten by checkout</w:t>
+            </w:r>
+          </w:p>
+        </w:tc>
+      </w:tr>
+    </w:tbl>
+    <w:p>
+      <w:pPr>
+        <w:spacing w:after="40"/>
+      </w:pPr>
+    </w:p>
+    <w:p>
+      <w:r>
+        <w:rPr>
+          <w:rFonts w:ascii="Meiryo" w:hAnsi="Meiryo" w:eastAsia="Meiryo" w:cs="Meiryo"/>
+        </w:rPr>
+        <w:t>エラーが出る場合でも Git は</w:t>
+      </w:r>
+      <w:r>
+        <w:rPr>
+          <w:rFonts w:ascii="Meiryo" w:hAnsi="Meiryo" w:eastAsia="Meiryo" w:cs="Meiryo"/>
+          <w:b/>
+        </w:rPr>
+        <w:t>実行前に止まる</w:t>
+      </w:r>
+      <w:r>
+        <w:rPr>
+          <w:rFonts w:ascii="Meiryo" w:hAnsi="Meiryo" w:eastAsia="Meiryo" w:cs="Meiryo"/>
+        </w:rPr>
+        <w:t>ので、変更が黙って消えることはありません。今回は chapter-07 と main の全ファイルが同一なので、どのファイルを変更していてもエラーにはなりません。</w:t>
+      </w:r>
+    </w:p>
+    <w:p>
+      <w:pPr>
+        <w:keepNext/>
+        <w:spacing w:after="20"/>
+      </w:pPr>
+      <w:r>
+        <w:rPr>
+          <w:rFonts w:ascii="Meiryo" w:hAnsi="Meiryo" w:eastAsia="Meiryo" w:cs="Meiryo"/>
+          <w:color w:val="595959"/>
+          <w:sz w:val="18"/>
+        </w:rPr>
+        <w:t>切り替え前の事前チェック</w:t>
+      </w:r>
+    </w:p>
+    <w:tbl>
+      <w:tblPr>
+        <w:tblW w:type="auto" w:w="0"/>
+        <w:jc w:val="center"/>
+        <w:tblLayout w:type="fixed"/>
+        <w:tblLook w:firstColumn="1" w:firstRow="1" w:lastColumn="0" w:lastRow="0" w:noHBand="0" w:noVBand="1" w:val="04A0"/>
+      </w:tblPr>
+      <w:tblGrid>
+        <w:gridCol w:w="9638"/>
+      </w:tblGrid>
+      <w:tr>
+        <w:trPr>
+          <w:cantSplit/>
+        </w:trPr>
+        <w:tc>
+          <w:tcPr>
+            <w:tcW w:type="dxa" w:w="9638"/>
+            <w:shd w:val="clear" w:color="auto" w:fill="F2F2F2"/>
+            <w:tcBorders>
+              <w:top w:val="single" w:sz="4" w:color="D0D0D0"/>
+              <w:left w:val="single" w:sz="4" w:color="D0D0D0"/>
+              <w:bottom w:val="single" w:sz="4" w:color="D0D0D0"/>
+              <w:right w:val="single" w:sz="4" w:color="D0D0D0"/>
+            </w:tcBorders>
+            <w:tcMar>
+              <w:top w:w="100" w:type="dxa"/>
+              <w:bottom w:w="100" w:type="dxa"/>
+              <w:start w:w="160" w:type="dxa"/>
+              <w:end w:w="160" w:type="dxa"/>
+            </w:tcMar>
+          </w:tcPr>
+          <w:p>
+            <w:pPr>
+              <w:spacing w:after="0" w:line="264" w:lineRule="auto"/>
+            </w:pPr>
+            <w:r>
+              <w:rPr>
+                <w:rFonts w:ascii="Consolas" w:hAnsi="Consolas" w:eastAsia="Consolas" w:cs="Consolas"/>
+                <w:color w:val="6A9955"/>
+                <w:sz w:val="19"/>
+              </w:rPr>
+              <w:t># 変更中のファイルのうち、切替先で内容が異なるもの（何も出なければ安全）</w:t>
+            </w:r>
+          </w:p>
+          <w:p>
+            <w:pPr>
+              <w:spacing w:after="0" w:line="264" w:lineRule="auto"/>
+            </w:pPr>
+            <w:r>
+              <w:rPr>
+                <w:rFonts w:ascii="Consolas" w:hAnsi="Consolas" w:eastAsia="Consolas" w:cs="Consolas"/>
+                <w:color w:val="1E1E1E"/>
+                <w:sz w:val="19"/>
+              </w:rPr>
+              <w:t>git diff --name-only HEAD origin/chapter-07 -- $(git diff --name-only)</w:t>
+            </w:r>
+          </w:p>
+          <w:p>
+            <w:pPr>
+              <w:spacing w:after="0" w:line="264" w:lineRule="auto"/>
+            </w:pPr>
+            <w:r>
+              <w:rPr>
+                <w:rFonts w:ascii="Consolas" w:hAnsi="Consolas" w:eastAsia="Consolas" w:cs="Consolas"/>
+                <w:color w:val="1E1E1E"/>
+                <w:sz w:val="19"/>
+              </w:rPr>
+            </w:r>
+          </w:p>
+          <w:p>
+            <w:pPr>
+              <w:spacing w:after="0" w:line="264" w:lineRule="auto"/>
+            </w:pPr>
+            <w:r>
+              <w:rPr>
+                <w:rFonts w:ascii="Consolas" w:hAnsi="Consolas" w:eastAsia="Consolas" w:cs="Consolas"/>
+                <w:color w:val="6A9955"/>
+                <w:sz w:val="19"/>
+              </w:rPr>
+              <w:t># 新規ファイルと同じパスが切替先に存在するか（何も出なければ安全）</w:t>
+            </w:r>
+          </w:p>
+          <w:p>
+            <w:pPr>
+              <w:spacing w:after="0" w:line="264" w:lineRule="auto"/>
+            </w:pPr>
+            <w:r>
+              <w:rPr>
+                <w:rFonts w:ascii="Consolas" w:hAnsi="Consolas" w:eastAsia="Consolas" w:cs="Consolas"/>
+                <w:color w:val="1E1E1E"/>
+                <w:sz w:val="19"/>
+              </w:rPr>
+              <w:t>git ls-tree -r --name-only origin/chapter-07 | grep &lt;新規ファイル名&gt;</w:t>
+            </w:r>
+          </w:p>
+        </w:tc>
+      </w:tr>
+    </w:tbl>
+    <w:p>
+      <w:pPr>
+        <w:spacing w:after="40"/>
+      </w:pPr>
+    </w:p>
+    <w:tbl>
+      <w:tblPr>
+        <w:tblW w:type="auto" w:w="0"/>
+        <w:jc w:val="center"/>
+        <w:tblLook w:firstColumn="1" w:firstRow="1" w:lastColumn="0" w:lastRow="0" w:noHBand="0" w:noVBand="1" w:val="04A0"/>
+      </w:tblPr>
+      <w:tblGrid>
+        <w:gridCol w:w="9638"/>
+      </w:tblGrid>
+      <w:tr>
+        <w:trPr>
+          <w:cantSplit/>
+        </w:trPr>
+        <w:tc>
+          <w:tcPr>
+            <w:tcW w:type="dxa" w:w="9638"/>
+            <w:shd w:val="clear" w:color="auto" w:fill="EEF3FA"/>
+            <w:tcBorders>
+              <w:top w:val="nil"/>
+              <w:left w:val="single" w:sz="12" w:color="1F4E79"/>
+              <w:bottom w:val="nil"/>
+              <w:right w:val="nil"/>
+            </w:tcBorders>
+            <w:tcMar>
+              <w:top w:w="100" w:type="dxa"/>
+              <w:bottom w:w="100" w:type="dxa"/>
+              <w:start w:w="200" w:type="dxa"/>
+              <w:end w:w="160" w:type="dxa"/>
+            </w:tcMar>
+          </w:tcPr>
+          <w:p>
+            <w:pPr>
+              <w:spacing w:after="60"/>
+            </w:pPr>
+            <w:r>
+              <w:rPr>
+                <w:rFonts w:ascii="Meiryo" w:hAnsi="Meiryo" w:eastAsia="Meiryo" w:cs="Meiryo"/>
+                <w:b/>
+                <w:color w:val="1F4E79"/>
+                <w:sz w:val="21"/>
+              </w:rPr>
+              <w:t>ℹ エラーが出たときの対処 ― stash で一時退避</w:t>
+            </w:r>
+          </w:p>
+          <w:p>
+            <w:pPr>
+              <w:spacing w:after="40"/>
+            </w:pPr>
+            <w:r>
+              <w:rPr>
+                <w:rFonts w:ascii="Consolas" w:hAnsi="Consolas" w:eastAsia="Consolas" w:cs="Consolas"/>
+                <w:color w:val="C7254E"/>
+                <w:sz w:val="20"/>
+              </w:rPr>
+              <w:t>git stash -u</w:t>
+            </w:r>
+            <w:r>
+              <w:rPr>
+                <w:rFonts w:ascii="Meiryo" w:hAnsi="Meiryo" w:eastAsia="Meiryo" w:cs="Meiryo"/>
+              </w:rPr>
+              <w:t xml:space="preserve">　　　　　← 未コミット変更を退避（-u で新規ファイルも含める）</w:t>
+            </w:r>
+          </w:p>
+          <w:p>
+            <w:pPr>
+              <w:spacing w:after="40"/>
+            </w:pPr>
+            <w:r>
+              <w:rPr>
+                <w:rFonts w:ascii="Consolas" w:hAnsi="Consolas" w:eastAsia="Consolas" w:cs="Consolas"/>
+                <w:color w:val="C7254E"/>
+                <w:sz w:val="20"/>
+              </w:rPr>
+              <w:t>git switch &lt;ブランチ&gt;</w:t>
+            </w:r>
+            <w:r>
+              <w:rPr>
+                <w:rFonts w:ascii="Meiryo" w:hAnsi="Meiryo" w:eastAsia="Meiryo" w:cs="Meiryo"/>
+              </w:rPr>
+              <w:t xml:space="preserve">　← 切り替え</w:t>
+            </w:r>
+          </w:p>
+          <w:p>
+            <w:pPr>
+              <w:spacing w:after="40"/>
+            </w:pPr>
+            <w:r>
+              <w:rPr>
+                <w:rFonts w:ascii="Consolas" w:hAnsi="Consolas" w:eastAsia="Consolas" w:cs="Consolas"/>
+                <w:color w:val="C7254E"/>
+                <w:sz w:val="20"/>
+              </w:rPr>
+              <w:t>git stash pop</w:t>
+            </w:r>
+            <w:r>
+              <w:rPr>
+                <w:rFonts w:ascii="Meiryo" w:hAnsi="Meiryo" w:eastAsia="Meiryo" w:cs="Meiryo"/>
+              </w:rPr>
+              <w:t xml:space="preserve">　　　　　← 退避した変更を戻す</w:t>
+            </w:r>
+          </w:p>
+        </w:tc>
+      </w:tr>
+    </w:tbl>
+    <w:p>
+      <w:pPr>
+        <w:spacing w:after="40"/>
+      </w:pPr>
+    </w:p>
+    <w:p>
+      <w:pPr>
+        <w:pStyle w:val="Heading2"/>
+      </w:pPr>
+      <w:r>
+        <w:rPr>
+          <w:rFonts w:ascii="Meiryo" w:hAnsi="Meiryo" w:eastAsia="Meiryo" w:cs="Meiryo"/>
+          <w:b/>
+          <w:color w:val="1F4E79"/>
+        </w:rPr>
+        <w:t>9.4 手順: 取り出した変更を chapter-07 に入れる</w:t>
+      </w:r>
+    </w:p>
+    <w:tbl>
+      <w:tblPr>
+        <w:tblW w:type="auto" w:w="0"/>
+        <w:jc w:val="center"/>
+        <w:tblLayout w:type="fixed"/>
+        <w:tblLook w:firstColumn="1" w:firstRow="1" w:lastColumn="0" w:lastRow="0" w:noHBand="0" w:noVBand="1" w:val="04A0"/>
+      </w:tblPr>
+      <w:tblGrid>
+        <w:gridCol w:w="9638"/>
+      </w:tblGrid>
+      <w:tr>
+        <w:trPr>
+          <w:cantSplit/>
+        </w:trPr>
+        <w:tc>
+          <w:tcPr>
+            <w:tcW w:type="dxa" w:w="9638"/>
+            <w:shd w:val="clear" w:color="auto" w:fill="F2F2F2"/>
+            <w:tcBorders>
+              <w:top w:val="single" w:sz="4" w:color="D0D0D0"/>
+              <w:left w:val="single" w:sz="4" w:color="D0D0D0"/>
+              <w:bottom w:val="single" w:sz="4" w:color="D0D0D0"/>
+              <w:right w:val="single" w:sz="4" w:color="D0D0D0"/>
+            </w:tcBorders>
+            <w:tcMar>
+              <w:top w:w="100" w:type="dxa"/>
+              <w:bottom w:w="100" w:type="dxa"/>
+              <w:start w:w="160" w:type="dxa"/>
+              <w:end w:w="160" w:type="dxa"/>
+            </w:tcMar>
+          </w:tcPr>
+          <w:p>
+            <w:pPr>
+              <w:spacing w:after="0" w:line="264" w:lineRule="auto"/>
+            </w:pPr>
+            <w:r>
+              <w:rPr>
+                <w:rFonts w:ascii="Consolas" w:hAnsi="Consolas" w:eastAsia="Consolas" w:cs="Consolas"/>
+                <w:color w:val="6A9955"/>
+                <w:sz w:val="19"/>
+              </w:rPr>
+              <w:t># 1. chapter-07 をローカルに作って切り替える</w:t>
+            </w:r>
+          </w:p>
+          <w:p>
+            <w:pPr>
+              <w:spacing w:after="0" w:line="264" w:lineRule="auto"/>
+            </w:pPr>
+            <w:r>
+              <w:rPr>
+                <w:rFonts w:ascii="Consolas" w:hAnsi="Consolas" w:eastAsia="Consolas" w:cs="Consolas"/>
+                <w:color w:val="6A9955"/>
+                <w:sz w:val="19"/>
+              </w:rPr>
+              <w:t>#    （中身が main と同一なので、未コミットの変更はそのまま持ち越される）</w:t>
+            </w:r>
+          </w:p>
+          <w:p>
+            <w:pPr>
+              <w:spacing w:after="0" w:line="264" w:lineRule="auto"/>
+            </w:pPr>
+            <w:r>
+              <w:rPr>
+                <w:rFonts w:ascii="Consolas" w:hAnsi="Consolas" w:eastAsia="Consolas" w:cs="Consolas"/>
+                <w:color w:val="1E1E1E"/>
+                <w:sz w:val="19"/>
+              </w:rPr>
+              <w:t>git switch -c chapter-07 origin/chapter-07</w:t>
+            </w:r>
+          </w:p>
+          <w:p>
+            <w:pPr>
+              <w:spacing w:after="0" w:line="264" w:lineRule="auto"/>
+            </w:pPr>
+            <w:r>
+              <w:rPr>
+                <w:rFonts w:ascii="Consolas" w:hAnsi="Consolas" w:eastAsia="Consolas" w:cs="Consolas"/>
+                <w:color w:val="1E1E1E"/>
+                <w:sz w:val="19"/>
+              </w:rPr>
+            </w:r>
+          </w:p>
+          <w:p>
+            <w:pPr>
+              <w:spacing w:after="0" w:line="264" w:lineRule="auto"/>
+            </w:pPr>
+            <w:r>
+              <w:rPr>
+                <w:rFonts w:ascii="Consolas" w:hAnsi="Consolas" w:eastAsia="Consolas" w:cs="Consolas"/>
+                <w:color w:val="6A9955"/>
+                <w:sz w:val="19"/>
+              </w:rPr>
+              <w:t># 2. 第5回フォルダに入っている第7回の変更を、ルートの taskboard-pro にコピー</w:t>
+            </w:r>
+          </w:p>
+          <w:p>
+            <w:pPr>
+              <w:spacing w:after="0" w:line="264" w:lineRule="auto"/>
+            </w:pPr>
+            <w:r>
+              <w:rPr>
+                <w:rFonts w:ascii="Consolas" w:hAnsi="Consolas" w:eastAsia="Consolas" w:cs="Consolas"/>
+                <w:color w:val="1E1E1E"/>
+                <w:sz w:val="19"/>
+              </w:rPr>
+              <w:t>SRC="ZIP/taskboard-pro_第5回完成版/taskboard-pro/src"</w:t>
+            </w:r>
+          </w:p>
+          <w:p>
+            <w:pPr>
+              <w:spacing w:after="0" w:line="264" w:lineRule="auto"/>
+            </w:pPr>
+            <w:r>
+              <w:rPr>
+                <w:rFonts w:ascii="Consolas" w:hAnsi="Consolas" w:eastAsia="Consolas" w:cs="Consolas"/>
+                <w:color w:val="1E1E1E"/>
+                <w:sz w:val="19"/>
+              </w:rPr>
+              <w:t>cp "$SRC/App.css"                        taskboard-pro/src/App.css</w:t>
+            </w:r>
+          </w:p>
+          <w:p>
+            <w:pPr>
+              <w:spacing w:after="0" w:line="264" w:lineRule="auto"/>
+            </w:pPr>
+            <w:r>
+              <w:rPr>
+                <w:rFonts w:ascii="Consolas" w:hAnsi="Consolas" w:eastAsia="Consolas" w:cs="Consolas"/>
+                <w:color w:val="1E1E1E"/>
+                <w:sz w:val="19"/>
+              </w:rPr>
+              <w:t>cp "$SRC/components/Board.tsx"           taskboard-pro/src/components/</w:t>
+            </w:r>
+          </w:p>
+          <w:p>
+            <w:pPr>
+              <w:spacing w:after="0" w:line="264" w:lineRule="auto"/>
+            </w:pPr>
+            <w:r>
+              <w:rPr>
+                <w:rFonts w:ascii="Consolas" w:hAnsi="Consolas" w:eastAsia="Consolas" w:cs="Consolas"/>
+                <w:color w:val="1E1E1E"/>
+                <w:sz w:val="19"/>
+              </w:rPr>
+              <w:t>cp "$SRC/components/Column.tsx"          taskboard-pro/src/components/</w:t>
+            </w:r>
+          </w:p>
+          <w:p>
+            <w:pPr>
+              <w:spacing w:after="0" w:line="264" w:lineRule="auto"/>
+            </w:pPr>
+            <w:r>
+              <w:rPr>
+                <w:rFonts w:ascii="Consolas" w:hAnsi="Consolas" w:eastAsia="Consolas" w:cs="Consolas"/>
+                <w:color w:val="1E1E1E"/>
+                <w:sz w:val="19"/>
+              </w:rPr>
+              <w:t>cp "$SRC/components/TaskCard.tsx"        taskboard-pro/src/components/</w:t>
+            </w:r>
+          </w:p>
+          <w:p>
+            <w:pPr>
+              <w:spacing w:after="0" w:line="264" w:lineRule="auto"/>
+            </w:pPr>
+            <w:r>
+              <w:rPr>
+                <w:rFonts w:ascii="Consolas" w:hAnsi="Consolas" w:eastAsia="Consolas" w:cs="Consolas"/>
+                <w:color w:val="1E1E1E"/>
+                <w:sz w:val="19"/>
+              </w:rPr>
+              <w:t>cp "$SRC/components/FileDropzone.tsx"    taskboard-pro/src/components/</w:t>
+            </w:r>
+          </w:p>
+          <w:p>
+            <w:pPr>
+              <w:spacing w:after="0" w:line="264" w:lineRule="auto"/>
+            </w:pPr>
+            <w:r>
+              <w:rPr>
+                <w:rFonts w:ascii="Consolas" w:hAnsi="Consolas" w:eastAsia="Consolas" w:cs="Consolas"/>
+                <w:color w:val="1E1E1E"/>
+                <w:sz w:val="19"/>
+              </w:rPr>
+              <w:t>cp "$SRC/components/TaskDetailModal.tsx" taskboard-pro/src/components/</w:t>
+            </w:r>
+          </w:p>
+          <w:p>
+            <w:pPr>
+              <w:spacing w:after="0" w:line="264" w:lineRule="auto"/>
+            </w:pPr>
+            <w:r>
+              <w:rPr>
+                <w:rFonts w:ascii="Consolas" w:hAnsi="Consolas" w:eastAsia="Consolas" w:cs="Consolas"/>
+                <w:color w:val="1E1E1E"/>
+                <w:sz w:val="19"/>
+              </w:rPr>
+            </w:r>
+          </w:p>
+          <w:p>
+            <w:pPr>
+              <w:spacing w:after="0" w:line="264" w:lineRule="auto"/>
+            </w:pPr>
+            <w:r>
+              <w:rPr>
+                <w:rFonts w:ascii="Consolas" w:hAnsi="Consolas" w:eastAsia="Consolas" w:cs="Consolas"/>
+                <w:color w:val="6A9955"/>
+                <w:sz w:val="19"/>
+              </w:rPr>
+              <w:t># 3. 第5回完成版フォルダは元の状態に戻す（第5回の教材を汚さない）</w:t>
+            </w:r>
+          </w:p>
+          <w:p>
+            <w:pPr>
+              <w:spacing w:after="0" w:line="264" w:lineRule="auto"/>
+            </w:pPr>
+            <w:r>
+              <w:rPr>
+                <w:rFonts w:ascii="Consolas" w:hAnsi="Consolas" w:eastAsia="Consolas" w:cs="Consolas"/>
+                <w:color w:val="1E1E1E"/>
+                <w:sz w:val="19"/>
+              </w:rPr>
+              <w:t>git restore "ZIP/taskboard-pro_第5回完成版/"</w:t>
+            </w:r>
+          </w:p>
+          <w:p>
+            <w:pPr>
+              <w:spacing w:after="0" w:line="264" w:lineRule="auto"/>
+            </w:pPr>
+            <w:r>
+              <w:rPr>
+                <w:rFonts w:ascii="Consolas" w:hAnsi="Consolas" w:eastAsia="Consolas" w:cs="Consolas"/>
+                <w:color w:val="1E1E1E"/>
+                <w:sz w:val="19"/>
+              </w:rPr>
+              <w:t>git clean -fd "ZIP/taskboard-pro_第5回完成版/"</w:t>
+            </w:r>
+          </w:p>
+          <w:p>
+            <w:pPr>
+              <w:spacing w:after="0" w:line="264" w:lineRule="auto"/>
+            </w:pPr>
+            <w:r>
+              <w:rPr>
+                <w:rFonts w:ascii="Consolas" w:hAnsi="Consolas" w:eastAsia="Consolas" w:cs="Consolas"/>
+                <w:color w:val="1E1E1E"/>
+                <w:sz w:val="19"/>
+              </w:rPr>
+            </w:r>
+          </w:p>
+          <w:p>
+            <w:pPr>
+              <w:spacing w:after="0" w:line="264" w:lineRule="auto"/>
+            </w:pPr>
+            <w:r>
+              <w:rPr>
+                <w:rFonts w:ascii="Consolas" w:hAnsi="Consolas" w:eastAsia="Consolas" w:cs="Consolas"/>
+                <w:color w:val="6A9955"/>
+                <w:sz w:val="19"/>
+              </w:rPr>
+              <w:t># 4. 確認してコミット → push（-u を付けると以後は git push だけで済む）</w:t>
+            </w:r>
+          </w:p>
+          <w:p>
+            <w:pPr>
+              <w:spacing w:after="0" w:line="264" w:lineRule="auto"/>
+            </w:pPr>
+            <w:r>
+              <w:rPr>
+                <w:rFonts w:ascii="Consolas" w:hAnsi="Consolas" w:eastAsia="Consolas" w:cs="Consolas"/>
+                <w:color w:val="1E1E1E"/>
+                <w:sz w:val="19"/>
+              </w:rPr>
+              <w:t>git status</w:t>
+            </w:r>
+          </w:p>
+          <w:p>
+            <w:pPr>
+              <w:spacing w:after="0" w:line="264" w:lineRule="auto"/>
+            </w:pPr>
+            <w:r>
+              <w:rPr>
+                <w:rFonts w:ascii="Consolas" w:hAnsi="Consolas" w:eastAsia="Consolas" w:cs="Consolas"/>
+                <w:color w:val="1E1E1E"/>
+                <w:sz w:val="19"/>
+              </w:rPr>
+              <w:t>git add taskboard-pro</w:t>
+            </w:r>
+          </w:p>
+          <w:p>
+            <w:pPr>
+              <w:spacing w:after="0" w:line="264" w:lineRule="auto"/>
+            </w:pPr>
+            <w:r>
+              <w:rPr>
+                <w:rFonts w:ascii="Consolas" w:hAnsi="Consolas" w:eastAsia="Consolas" w:cs="Consolas"/>
+                <w:color w:val="1E1E1E"/>
+                <w:sz w:val="19"/>
+              </w:rPr>
+              <w:t>git commit -m "第7回: タスク詳細モーダルとファイルドロップゾーンを追加"</w:t>
+            </w:r>
+          </w:p>
+          <w:p>
+            <w:pPr>
+              <w:spacing w:after="0" w:line="264" w:lineRule="auto"/>
+            </w:pPr>
+            <w:r>
+              <w:rPr>
+                <w:rFonts w:ascii="Consolas" w:hAnsi="Consolas" w:eastAsia="Consolas" w:cs="Consolas"/>
+                <w:color w:val="1E1E1E"/>
+                <w:sz w:val="19"/>
+              </w:rPr>
+              <w:t>git push -u origin chapter-07</w:t>
+            </w:r>
+          </w:p>
+        </w:tc>
+      </w:tr>
+    </w:tbl>
+    <w:p>
+      <w:pPr>
+        <w:spacing w:after="40"/>
+      </w:pPr>
+    </w:p>
+    <w:tbl>
+      <w:tblPr>
+        <w:tblW w:type="auto" w:w="0"/>
+        <w:jc w:val="center"/>
+        <w:tblLayout w:type="fixed"/>
+        <w:tblLook w:firstColumn="1" w:firstRow="1" w:lastColumn="0" w:lastRow="0" w:noHBand="0" w:noVBand="1" w:val="04A0"/>
+      </w:tblPr>
+      <w:tblGrid>
+        <w:gridCol w:w="9638"/>
+      </w:tblGrid>
+      <w:tr>
+        <w:trPr>
+          <w:cantSplit/>
+        </w:trPr>
+        <w:tc>
+          <w:tcPr>
+            <w:tcW w:type="dxa" w:w="9638"/>
+            <w:shd w:val="clear" w:color="auto" w:fill="F2F2F2"/>
+            <w:tcBorders>
+              <w:top w:val="single" w:sz="4" w:color="D0D0D0"/>
+              <w:left w:val="single" w:sz="4" w:color="D0D0D0"/>
+              <w:bottom w:val="single" w:sz="4" w:color="D0D0D0"/>
+              <w:right w:val="single" w:sz="4" w:color="D0D0D0"/>
+            </w:tcBorders>
+            <w:tcMar>
+              <w:top w:w="100" w:type="dxa"/>
+              <w:bottom w:w="100" w:type="dxa"/>
+              <w:start w:w="160" w:type="dxa"/>
+              <w:end w:w="160" w:type="dxa"/>
+            </w:tcMar>
+          </w:tcPr>
+          <w:p>
+            <w:pPr>
+              <w:spacing w:after="0" w:line="264" w:lineRule="auto"/>
+            </w:pPr>
+            <w:r>
+              <w:rPr>
+                <w:rFonts w:ascii="Consolas" w:hAnsi="Consolas" w:eastAsia="Consolas" w:cs="Consolas"/>
+                <w:color w:val="1E1E1E"/>
+                <w:sz w:val="19"/>
+              </w:rPr>
+              <w:t>実行後のブランチ</w:t>
+            </w:r>
+          </w:p>
+          <w:p>
+            <w:pPr>
+              <w:spacing w:after="0" w:line="264" w:lineRule="auto"/>
+            </w:pPr>
+            <w:r>
+              <w:rPr>
+                <w:rFonts w:ascii="Consolas" w:hAnsi="Consolas" w:eastAsia="Consolas" w:cs="Consolas"/>
+                <w:color w:val="1E1E1E"/>
+                <w:sz w:val="19"/>
+              </w:rPr>
+              <w:t>main:        cbdfcbd Revert "第7回確認用"          ← 変わらない</w:t>
+            </w:r>
+          </w:p>
+          <w:p>
+            <w:pPr>
+              <w:spacing w:after="0" w:line="264" w:lineRule="auto"/>
+            </w:pPr>
+            <w:r>
+              <w:rPr>
+                <w:rFonts w:ascii="Consolas" w:hAnsi="Consolas" w:eastAsia="Consolas" w:cs="Consolas"/>
+                <w:color w:val="1E1E1E"/>
+                <w:sz w:val="19"/>
+              </w:rPr>
+              <w:t>chapter-07:  xxxxxxx 第7回: タスク詳細モーダル…    ← 新規（origin にも push 済み）</w:t>
+            </w:r>
+          </w:p>
+          <w:p>
+            <w:pPr>
+              <w:spacing w:after="0" w:line="264" w:lineRule="auto"/>
+            </w:pPr>
+            <w:r>
+              <w:rPr>
+                <w:rFonts w:ascii="Consolas" w:hAnsi="Consolas" w:eastAsia="Consolas" w:cs="Consolas"/>
+                <w:color w:val="1E1E1E"/>
+                <w:sz w:val="19"/>
+              </w:rPr>
+              <w:t xml:space="preserve">             1cfa99c 第７回完成ZIP追加</w:t>
+            </w:r>
+          </w:p>
+        </w:tc>
+      </w:tr>
+    </w:tbl>
+    <w:p>
+      <w:pPr>
+        <w:spacing w:after="40"/>
+      </w:pPr>
+    </w:p>
+    <w:tbl>
+      <w:tblPr>
+        <w:tblW w:type="auto" w:w="0"/>
+        <w:jc w:val="center"/>
+        <w:tblLook w:firstColumn="1" w:firstRow="1" w:lastColumn="0" w:lastRow="0" w:noHBand="0" w:noVBand="1" w:val="04A0"/>
+      </w:tblPr>
+      <w:tblGrid>
+        <w:gridCol w:w="9638"/>
+      </w:tblGrid>
+      <w:tr>
+        <w:trPr>
+          <w:cantSplit/>
+        </w:trPr>
+        <w:tc>
+          <w:tcPr>
+            <w:tcW w:type="dxa" w:w="9638"/>
+            <w:shd w:val="clear" w:color="auto" w:fill="EEF3FA"/>
+            <w:tcBorders>
+              <w:top w:val="nil"/>
+              <w:left w:val="single" w:sz="12" w:color="1F4E79"/>
+              <w:bottom w:val="nil"/>
+              <w:right w:val="nil"/>
+            </w:tcBorders>
+            <w:tcMar>
+              <w:top w:w="100" w:type="dxa"/>
+              <w:bottom w:w="100" w:type="dxa"/>
+              <w:start w:w="200" w:type="dxa"/>
+              <w:end w:w="160" w:type="dxa"/>
+            </w:tcMar>
+          </w:tcPr>
+          <w:p>
+            <w:pPr>
+              <w:spacing w:after="60"/>
+            </w:pPr>
+            <w:r>
+              <w:rPr>
+                <w:rFonts w:ascii="Meiryo" w:hAnsi="Meiryo" w:eastAsia="Meiryo" w:cs="Meiryo"/>
+                <w:b/>
+                <w:color w:val="1F4E79"/>
+                <w:sz w:val="21"/>
+              </w:rPr>
+              <w:t>ℹ 補足</w:t>
+            </w:r>
+          </w:p>
+          <w:p>
+            <w:pPr>
+              <w:spacing w:after="40"/>
+            </w:pPr>
+            <w:r>
+              <w:rPr>
+                <w:rFonts w:ascii="Consolas" w:hAnsi="Consolas" w:eastAsia="Consolas" w:cs="Consolas"/>
+                <w:color w:val="C7254E"/>
+                <w:sz w:val="20"/>
+              </w:rPr>
+              <w:t>git switch -c &lt;名前&gt; origin/&lt;名前&gt;</w:t>
+            </w:r>
+            <w:r>
+              <w:rPr>
+                <w:rFonts w:ascii="Meiryo" w:hAnsi="Meiryo" w:eastAsia="Meiryo" w:cs="Meiryo"/>
+              </w:rPr>
+              <w:t xml:space="preserve"> は「リモートのブランチを元にローカルブランチを作って切り替える」コマンドです。古い書き方の </w:t>
+            </w:r>
+            <w:r>
+              <w:rPr>
+                <w:rFonts w:ascii="Consolas" w:hAnsi="Consolas" w:eastAsia="Consolas" w:cs="Consolas"/>
+                <w:color w:val="C7254E"/>
+                <w:sz w:val="20"/>
+              </w:rPr>
+              <w:t>git checkout -b</w:t>
+            </w:r>
+            <w:r>
+              <w:rPr>
+                <w:rFonts w:ascii="Meiryo" w:hAnsi="Meiryo" w:eastAsia="Meiryo" w:cs="Meiryo"/>
+              </w:rPr>
+              <w:t xml:space="preserve"> でも同じことができます。</w:t>
+            </w:r>
+          </w:p>
+          <w:p>
+            <w:pPr>
+              <w:spacing w:after="40"/>
+            </w:pPr>
+            <w:r>
+              <w:rPr>
+                <w:rFonts w:ascii="Meiryo" w:hAnsi="Meiryo" w:eastAsia="Meiryo" w:cs="Meiryo"/>
+              </w:rPr>
+              <w:t xml:space="preserve">取り出し時に付いてきた </w:t>
+            </w:r>
+            <w:r>
+              <w:rPr>
+                <w:rFonts w:ascii="Consolas" w:hAnsi="Consolas" w:eastAsia="Consolas" w:cs="Consolas"/>
+                <w:color w:val="C7254E"/>
+                <w:sz w:val="20"/>
+              </w:rPr>
+              <w:t>package-lock.json</w:t>
+            </w:r>
+            <w:r>
+              <w:rPr>
+                <w:rFonts w:ascii="Meiryo" w:hAnsi="Meiryo" w:eastAsia="Meiryo" w:cs="Meiryo"/>
+              </w:rPr>
+              <w:t xml:space="preserve"> は副産物なので、手順3で一緒に消えます。</w:t>
+            </w:r>
+          </w:p>
+          <w:p>
+            <w:pPr>
+              <w:spacing w:after="40"/>
+            </w:pPr>
+            <w:r>
+              <w:rPr>
+                <w:rFonts w:ascii="Meiryo" w:hAnsi="Meiryo" w:eastAsia="Meiryo" w:cs="Meiryo"/>
+              </w:rPr>
+              <w:t>「どのファイルを入れるか」は目的次第です。第7回の</w:t>
+            </w:r>
+            <w:r>
+              <w:rPr>
+                <w:rFonts w:ascii="Meiryo" w:hAnsi="Meiryo" w:eastAsia="Meiryo" w:cs="Meiryo"/>
+                <w:b/>
+              </w:rPr>
+              <w:t>完成状態</w:t>
+            </w:r>
+            <w:r>
+              <w:rPr>
+                <w:rFonts w:ascii="Meiryo" w:hAnsi="Meiryo" w:eastAsia="Meiryo" w:cs="Meiryo"/>
+              </w:rPr>
+              <w:t xml:space="preserve">にしたいなら、取り出した変更（注釈付きの途中段階）ではなく </w:t>
+            </w:r>
+            <w:r>
+              <w:rPr>
+                <w:rFonts w:ascii="Consolas" w:hAnsi="Consolas" w:eastAsia="Consolas" w:cs="Consolas"/>
+                <w:color w:val="C7254E"/>
+                <w:sz w:val="20"/>
+              </w:rPr>
+              <w:t>第7回完成版.zip</w:t>
+            </w:r>
+            <w:r>
+              <w:rPr>
+                <w:rFonts w:ascii="Meiryo" w:hAnsi="Meiryo" w:eastAsia="Meiryo" w:cs="Meiryo"/>
+              </w:rPr>
+              <w:t xml:space="preserve"> を展開してルートに上書きするほうが適切です。</w:t>
+            </w:r>
+          </w:p>
+        </w:tc>
+      </w:tr>
+    </w:tbl>
+    <w:p>
+      <w:pPr>
+        <w:spacing w:after="40"/>
+      </w:pPr>
+    </w:p>
+    <w:p>
+      <w:pPr>
+        <w:pStyle w:val="Heading1"/>
+      </w:pPr>
+      <w:r>
+        <w:rPr>
+          <w:rFonts w:ascii="Meiryo" w:hAnsi="Meiryo" w:eastAsia="Meiryo" w:cs="Meiryo"/>
+          <w:b/>
+          <w:color w:val="1F4E79"/>
+        </w:rPr>
+        <w:t>10. よくある質問（FAQ）</w:t>
       </w:r>
     </w:p>
     <w:p>
@@ -8186,6 +10087,147 @@
     </w:p>
     <w:p>
       <w:pPr>
+        <w:keepNext/>
+        <w:spacing w:after="40"/>
+      </w:pPr>
+      <w:r>
+        <w:rPr>
+          <w:rFonts w:ascii="Meiryo" w:hAnsi="Meiryo" w:eastAsia="Meiryo" w:cs="Meiryo"/>
+          <w:b/>
+          <w:color w:val="1F4E79"/>
+          <w:sz w:val="21"/>
+        </w:rPr>
+        <w:t>Q. 未コミットの変更を別のブランチに持っていきたい。merge すればいい？</w:t>
+      </w:r>
+    </w:p>
+    <w:p>
+      <w:pPr>
+        <w:spacing w:after="120"/>
+        <w:ind w:left="340"/>
+      </w:pPr>
+      <w:r>
+        <w:rPr>
+          <w:rFonts w:ascii="Meiryo" w:hAnsi="Meiryo" w:eastAsia="Meiryo" w:cs="Meiryo"/>
+        </w:rPr>
+        <w:t xml:space="preserve">A. いいえ。merge が運ぶのは「コミット」だけです。未コミットの変更は </w:t>
+      </w:r>
+      <w:r>
+        <w:rPr>
+          <w:rFonts w:ascii="Consolas" w:hAnsi="Consolas" w:eastAsia="Consolas" w:cs="Consolas"/>
+          <w:color w:val="C7254E"/>
+          <w:sz w:val="20"/>
+        </w:rPr>
+        <w:t>git switch</w:t>
+      </w:r>
+      <w:r>
+        <w:rPr>
+          <w:rFonts w:ascii="Meiryo" w:hAnsi="Meiryo" w:eastAsia="Meiryo" w:cs="Meiryo"/>
+        </w:rPr>
+        <w:t xml:space="preserve"> でそのまま持ち越すか、</w:t>
+      </w:r>
+      <w:r>
+        <w:rPr>
+          <w:rFonts w:ascii="Consolas" w:hAnsi="Consolas" w:eastAsia="Consolas" w:cs="Consolas"/>
+          <w:color w:val="C7254E"/>
+          <w:sz w:val="20"/>
+        </w:rPr>
+        <w:t>git stash -u</w:t>
+      </w:r>
+      <w:r>
+        <w:rPr>
+          <w:rFonts w:ascii="Meiryo" w:hAnsi="Meiryo" w:eastAsia="Meiryo" w:cs="Meiryo"/>
+        </w:rPr>
+        <w:t xml:space="preserve"> で退避して切り替え後に </w:t>
+      </w:r>
+      <w:r>
+        <w:rPr>
+          <w:rFonts w:ascii="Consolas" w:hAnsi="Consolas" w:eastAsia="Consolas" w:cs="Consolas"/>
+          <w:color w:val="C7254E"/>
+          <w:sz w:val="20"/>
+        </w:rPr>
+        <w:t>git stash pop</w:t>
+      </w:r>
+      <w:r>
+        <w:rPr>
+          <w:rFonts w:ascii="Meiryo" w:hAnsi="Meiryo" w:eastAsia="Meiryo" w:cs="Meiryo"/>
+        </w:rPr>
+        <w:t xml:space="preserve"> で戻します（→ 9章）。</w:t>
+      </w:r>
+    </w:p>
+    <w:p>
+      <w:pPr>
+        <w:keepNext/>
+        <w:spacing w:after="40"/>
+      </w:pPr>
+      <w:r>
+        <w:rPr>
+          <w:rFonts w:ascii="Meiryo" w:hAnsi="Meiryo" w:eastAsia="Meiryo" w:cs="Meiryo"/>
+          <w:b/>
+          <w:color w:val="1F4E79"/>
+          <w:sz w:val="21"/>
+        </w:rPr>
+        <w:t xml:space="preserve">Q. </w:t>
+      </w:r>
+      <w:r>
+        <w:rPr>
+          <w:rFonts w:ascii="Consolas" w:hAnsi="Consolas" w:eastAsia="Consolas" w:cs="Consolas"/>
+          <w:b/>
+          <w:color w:val="1F4E79"/>
+          <w:sz w:val="21"/>
+        </w:rPr>
+        <w:t>git switch</w:t>
+      </w:r>
+      <w:r>
+        <w:rPr>
+          <w:rFonts w:ascii="Meiryo" w:hAnsi="Meiryo" w:eastAsia="Meiryo" w:cs="Meiryo"/>
+          <w:b/>
+          <w:color w:val="1F4E79"/>
+          <w:sz w:val="21"/>
+        </w:rPr>
+        <w:t xml:space="preserve"> したら変更が消えたりしない？</w:t>
+      </w:r>
+    </w:p>
+    <w:p>
+      <w:pPr>
+        <w:spacing w:after="120"/>
+        <w:ind w:left="340"/>
+      </w:pPr>
+      <w:r>
+        <w:rPr>
+          <w:rFonts w:ascii="Meiryo" w:hAnsi="Meiryo" w:eastAsia="Meiryo" w:cs="Meiryo"/>
+        </w:rPr>
+        <w:t>A. 消えません。切り替えで変更が上書きされる場合は、Git が</w:t>
+      </w:r>
+      <w:r>
+        <w:rPr>
+          <w:rFonts w:ascii="Meiryo" w:hAnsi="Meiryo" w:eastAsia="Meiryo" w:cs="Meiryo"/>
+          <w:b/>
+        </w:rPr>
+        <w:t>実行前にエラーで止まります</w:t>
+      </w:r>
+      <w:r>
+        <w:rPr>
+          <w:rFonts w:ascii="Meiryo" w:hAnsi="Meiryo" w:eastAsia="Meiryo" w:cs="Meiryo"/>
+        </w:rPr>
+        <w:t>。エラーが出なければ変更はそのまま持ち越されています。</w:t>
+      </w:r>
+      <w:r>
+        <w:rPr>
+          <w:rFonts w:ascii="Consolas" w:hAnsi="Consolas" w:eastAsia="Consolas" w:cs="Consolas"/>
+          <w:color w:val="C7254E"/>
+          <w:sz w:val="20"/>
+        </w:rPr>
+        <w:t>git status</w:t>
+      </w:r>
+      <w:r>
+        <w:rPr>
+          <w:rFonts w:ascii="Meiryo" w:hAnsi="Meiryo" w:eastAsia="Meiryo" w:cs="Meiryo"/>
+        </w:rPr>
+        <w:t xml:space="preserve"> で確認できます。</w:t>
+      </w:r>
+    </w:p>
+    <w:p>
+      <w:pPr>
         <w:pStyle w:val="Heading1"/>
       </w:pPr>
       <w:r>
@@ -8194,7 +10236,7 @@
           <w:b/>
           <w:color w:val="1F4E79"/>
         </w:rPr>
-        <w:t>10. コマンド早見表</w:t>
+        <w:t>11. コマンド早見表</w:t>
       </w:r>
     </w:p>
     <w:tbl>
@@ -9024,7 +11066,7 @@
                 <w:rFonts w:ascii="Meiryo" w:hAnsi="Meiryo" w:eastAsia="Meiryo" w:cs="Meiryo"/>
                 <w:sz w:val="19"/>
               </w:rPr>
-              <w:t>変更を一時退避 / 戻す</w:t>
+              <w:t>変更を一時退避 / 戻す（-u で新規ファイルも）</w:t>
             </w:r>
           </w:p>
         </w:tc>
@@ -9044,9 +11086,267 @@
                 <w:rFonts w:ascii="Consolas" w:hAnsi="Consolas" w:eastAsia="Consolas" w:cs="Consolas"/>
                 <w:sz w:val="19"/>
               </w:rPr>
-              <w:t>git stash</w:t>
+              <w:t>git stash -u</w:t>
               <w:br/>
               <w:t>git stash pop</w:t>
+            </w:r>
+          </w:p>
+        </w:tc>
+        <w:tc>
+          <w:tcPr>
+            <w:tcW w:type="dxa" w:w="850"/>
+            <w:vAlign w:val="center"/>
+            <w:shd w:val="clear" w:color="auto" w:fill="F7F9FC"/>
+          </w:tcPr>
+          <w:p>
+            <w:pPr>
+              <w:spacing w:after="0"/>
+              <w:jc w:val="center"/>
+            </w:pPr>
+            <w:r/>
+            <w:r>
+              <w:rPr>
+                <w:rFonts w:ascii="Meiryo" w:hAnsi="Meiryo" w:eastAsia="Meiryo" w:cs="Meiryo"/>
+                <w:sz w:val="19"/>
+              </w:rPr>
+              <w:t>◎</w:t>
+            </w:r>
+          </w:p>
+        </w:tc>
+      </w:tr>
+      <w:tr>
+        <w:trPr>
+          <w:cantSplit/>
+        </w:trPr>
+        <w:tc>
+          <w:tcPr>
+            <w:tcW w:type="dxa" w:w="3402"/>
+            <w:vAlign w:val="center"/>
+          </w:tcPr>
+          <w:p>
+            <w:pPr>
+              <w:spacing w:after="0"/>
+            </w:pPr>
+            <w:r/>
+            <w:r>
+              <w:rPr>
+                <w:rFonts w:ascii="Meiryo" w:hAnsi="Meiryo" w:eastAsia="Meiryo" w:cs="Meiryo"/>
+                <w:sz w:val="19"/>
+              </w:rPr>
+              <w:t>ブランチ一覧を見る（リモート含む）</w:t>
+            </w:r>
+          </w:p>
+        </w:tc>
+        <w:tc>
+          <w:tcPr>
+            <w:tcW w:type="dxa" w:w="5386"/>
+            <w:vAlign w:val="center"/>
+          </w:tcPr>
+          <w:p>
+            <w:pPr>
+              <w:spacing w:after="0"/>
+            </w:pPr>
+            <w:r/>
+            <w:r>
+              <w:rPr>
+                <w:rFonts w:ascii="Consolas" w:hAnsi="Consolas" w:eastAsia="Consolas" w:cs="Consolas"/>
+                <w:sz w:val="19"/>
+              </w:rPr>
+              <w:t>git branch -a -vv</w:t>
+            </w:r>
+          </w:p>
+        </w:tc>
+        <w:tc>
+          <w:tcPr>
+            <w:tcW w:type="dxa" w:w="850"/>
+            <w:vAlign w:val="center"/>
+          </w:tcPr>
+          <w:p>
+            <w:pPr>
+              <w:spacing w:after="0"/>
+              <w:jc w:val="center"/>
+            </w:pPr>
+            <w:r/>
+            <w:r>
+              <w:rPr>
+                <w:rFonts w:ascii="Meiryo" w:hAnsi="Meiryo" w:eastAsia="Meiryo" w:cs="Meiryo"/>
+                <w:sz w:val="19"/>
+              </w:rPr>
+              <w:t>◎</w:t>
+            </w:r>
+          </w:p>
+        </w:tc>
+      </w:tr>
+      <w:tr>
+        <w:trPr>
+          <w:cantSplit/>
+        </w:trPr>
+        <w:tc>
+          <w:tcPr>
+            <w:tcW w:type="dxa" w:w="3402"/>
+            <w:vAlign w:val="center"/>
+            <w:shd w:val="clear" w:color="auto" w:fill="F7F9FC"/>
+          </w:tcPr>
+          <w:p>
+            <w:pPr>
+              <w:spacing w:after="0"/>
+            </w:pPr>
+            <w:r/>
+            <w:r>
+              <w:rPr>
+                <w:rFonts w:ascii="Meiryo" w:hAnsi="Meiryo" w:eastAsia="Meiryo" w:cs="Meiryo"/>
+                <w:sz w:val="19"/>
+              </w:rPr>
+              <w:t>リモートのブランチを元にローカルブランチを作って切替</w:t>
+            </w:r>
+          </w:p>
+        </w:tc>
+        <w:tc>
+          <w:tcPr>
+            <w:tcW w:type="dxa" w:w="5386"/>
+            <w:vAlign w:val="center"/>
+            <w:shd w:val="clear" w:color="auto" w:fill="F7F9FC"/>
+          </w:tcPr>
+          <w:p>
+            <w:pPr>
+              <w:spacing w:after="0"/>
+            </w:pPr>
+            <w:r/>
+            <w:r>
+              <w:rPr>
+                <w:rFonts w:ascii="Consolas" w:hAnsi="Consolas" w:eastAsia="Consolas" w:cs="Consolas"/>
+                <w:sz w:val="19"/>
+              </w:rPr>
+              <w:t>git switch -c &lt;名前&gt; origin/&lt;名前&gt;</w:t>
+            </w:r>
+          </w:p>
+        </w:tc>
+        <w:tc>
+          <w:tcPr>
+            <w:tcW w:type="dxa" w:w="850"/>
+            <w:vAlign w:val="center"/>
+            <w:shd w:val="clear" w:color="auto" w:fill="F7F9FC"/>
+          </w:tcPr>
+          <w:p>
+            <w:pPr>
+              <w:spacing w:after="0"/>
+              <w:jc w:val="center"/>
+            </w:pPr>
+            <w:r/>
+            <w:r>
+              <w:rPr>
+                <w:rFonts w:ascii="Meiryo" w:hAnsi="Meiryo" w:eastAsia="Meiryo" w:cs="Meiryo"/>
+                <w:sz w:val="19"/>
+              </w:rPr>
+              <w:t>◎</w:t>
+            </w:r>
+          </w:p>
+        </w:tc>
+      </w:tr>
+      <w:tr>
+        <w:trPr>
+          <w:cantSplit/>
+        </w:trPr>
+        <w:tc>
+          <w:tcPr>
+            <w:tcW w:type="dxa" w:w="3402"/>
+            <w:vAlign w:val="center"/>
+          </w:tcPr>
+          <w:p>
+            <w:pPr>
+              <w:spacing w:after="0"/>
+            </w:pPr>
+            <w:r/>
+            <w:r>
+              <w:rPr>
+                <w:rFonts w:ascii="Meiryo" w:hAnsi="Meiryo" w:eastAsia="Meiryo" w:cs="Meiryo"/>
+                <w:sz w:val="19"/>
+              </w:rPr>
+              <w:t>切替前に上書きされるファイルが無いか確認</w:t>
+            </w:r>
+          </w:p>
+        </w:tc>
+        <w:tc>
+          <w:tcPr>
+            <w:tcW w:type="dxa" w:w="5386"/>
+            <w:vAlign w:val="center"/>
+          </w:tcPr>
+          <w:p>
+            <w:pPr>
+              <w:spacing w:after="0"/>
+            </w:pPr>
+            <w:r/>
+            <w:r>
+              <w:rPr>
+                <w:rFonts w:ascii="Consolas" w:hAnsi="Consolas" w:eastAsia="Consolas" w:cs="Consolas"/>
+                <w:sz w:val="19"/>
+              </w:rPr>
+              <w:t>git diff --name-only HEAD &lt;切替先&gt; -- $(git diff --name-only)</w:t>
+            </w:r>
+          </w:p>
+        </w:tc>
+        <w:tc>
+          <w:tcPr>
+            <w:tcW w:type="dxa" w:w="850"/>
+            <w:vAlign w:val="center"/>
+          </w:tcPr>
+          <w:p>
+            <w:pPr>
+              <w:spacing w:after="0"/>
+              <w:jc w:val="center"/>
+            </w:pPr>
+            <w:r/>
+            <w:r>
+              <w:rPr>
+                <w:rFonts w:ascii="Meiryo" w:hAnsi="Meiryo" w:eastAsia="Meiryo" w:cs="Meiryo"/>
+                <w:sz w:val="19"/>
+              </w:rPr>
+              <w:t>◎</w:t>
+            </w:r>
+          </w:p>
+        </w:tc>
+      </w:tr>
+      <w:tr>
+        <w:trPr>
+          <w:cantSplit/>
+        </w:trPr>
+        <w:tc>
+          <w:tcPr>
+            <w:tcW w:type="dxa" w:w="3402"/>
+            <w:vAlign w:val="center"/>
+            <w:shd w:val="clear" w:color="auto" w:fill="F7F9FC"/>
+          </w:tcPr>
+          <w:p>
+            <w:pPr>
+              <w:spacing w:after="0"/>
+            </w:pPr>
+            <w:r/>
+            <w:r>
+              <w:rPr>
+                <w:rFonts w:ascii="Meiryo" w:hAnsi="Meiryo" w:eastAsia="Meiryo" w:cs="Meiryo"/>
+                <w:sz w:val="19"/>
+              </w:rPr>
+              <w:t>新しいブランチを初めて push</w:t>
+            </w:r>
+          </w:p>
+        </w:tc>
+        <w:tc>
+          <w:tcPr>
+            <w:tcW w:type="dxa" w:w="5386"/>
+            <w:vAlign w:val="center"/>
+            <w:shd w:val="clear" w:color="auto" w:fill="F7F9FC"/>
+          </w:tcPr>
+          <w:p>
+            <w:pPr>
+              <w:spacing w:after="0"/>
+            </w:pPr>
+            <w:r/>
+            <w:r>
+              <w:rPr>
+                <w:rFonts w:ascii="Consolas" w:hAnsi="Consolas" w:eastAsia="Consolas" w:cs="Consolas"/>
+                <w:sz w:val="19"/>
+              </w:rPr>
+              <w:t>git push -u origin &lt;ブランチ&gt;</w:t>
             </w:r>
           </w:p>
         </w:tc>
@@ -9859,7 +12159,273 @@
                 <w:rFonts w:ascii="Meiryo" w:hAnsi="Meiryo" w:eastAsia="Meiryo" w:cs="Meiryo"/>
                 <w:sz w:val="19"/>
               </w:rPr>
-              <w:t>未コミットの変更を一時的に退避する仕組み</w:t>
+              <w:t>未コミットの変更を一時的に退避する仕組み。</w:t>
+            </w:r>
+            <w:r>
+              <w:rPr>
+                <w:rFonts w:ascii="Consolas" w:hAnsi="Consolas" w:eastAsia="Consolas" w:cs="Consolas"/>
+                <w:color w:val="C7254E"/>
+                <w:sz w:val="19"/>
+              </w:rPr>
+              <w:t>-u</w:t>
+            </w:r>
+            <w:r>
+              <w:rPr>
+                <w:rFonts w:ascii="Meiryo" w:hAnsi="Meiryo" w:eastAsia="Meiryo" w:cs="Meiryo"/>
+                <w:sz w:val="19"/>
+              </w:rPr>
+              <w:t xml:space="preserve"> で未追跡ファイルも含める</w:t>
+            </w:r>
+          </w:p>
+        </w:tc>
+      </w:tr>
+      <w:tr>
+        <w:trPr>
+          <w:cantSplit/>
+        </w:trPr>
+        <w:tc>
+          <w:tcPr>
+            <w:tcW w:type="dxa" w:w="2551"/>
+            <w:vAlign w:val="center"/>
+          </w:tcPr>
+          <w:p>
+            <w:pPr>
+              <w:spacing w:after="0"/>
+            </w:pPr>
+            <w:r/>
+            <w:r>
+              <w:rPr>
+                <w:rFonts w:ascii="Meiryo" w:hAnsi="Meiryo" w:eastAsia="Meiryo" w:cs="Meiryo"/>
+                <w:sz w:val="19"/>
+              </w:rPr>
+              <w:t>switch / checkout</w:t>
+            </w:r>
+          </w:p>
+        </w:tc>
+        <w:tc>
+          <w:tcPr>
+            <w:tcW w:type="dxa" w:w="7087"/>
+            <w:vAlign w:val="center"/>
+          </w:tcPr>
+          <w:p>
+            <w:pPr>
+              <w:spacing w:after="0"/>
+            </w:pPr>
+            <w:r/>
+            <w:r>
+              <w:rPr>
+                <w:rFonts w:ascii="Meiryo" w:hAnsi="Meiryo" w:eastAsia="Meiryo" w:cs="Meiryo"/>
+                <w:sz w:val="19"/>
+              </w:rPr>
+              <w:t>ブランチを切り替える。</w:t>
+            </w:r>
+            <w:r>
+              <w:rPr>
+                <w:rFonts w:ascii="Consolas" w:hAnsi="Consolas" w:eastAsia="Consolas" w:cs="Consolas"/>
+                <w:color w:val="C7254E"/>
+                <w:sz w:val="19"/>
+              </w:rPr>
+              <w:t>switch -c &lt;名前&gt;</w:t>
+            </w:r>
+            <w:r>
+              <w:rPr>
+                <w:rFonts w:ascii="Meiryo" w:hAnsi="Meiryo" w:eastAsia="Meiryo" w:cs="Meiryo"/>
+                <w:sz w:val="19"/>
+              </w:rPr>
+              <w:t xml:space="preserve"> で新しいブランチを作りつつ切り替え</w:t>
+            </w:r>
+          </w:p>
+        </w:tc>
+      </w:tr>
+      <w:tr>
+        <w:trPr>
+          <w:cantSplit/>
+        </w:trPr>
+        <w:tc>
+          <w:tcPr>
+            <w:tcW w:type="dxa" w:w="2551"/>
+            <w:vAlign w:val="center"/>
+            <w:shd w:val="clear" w:color="auto" w:fill="F7F9FC"/>
+          </w:tcPr>
+          <w:p>
+            <w:pPr>
+              <w:spacing w:after="0"/>
+            </w:pPr>
+            <w:r/>
+            <w:r>
+              <w:rPr>
+                <w:rFonts w:ascii="Meiryo" w:hAnsi="Meiryo" w:eastAsia="Meiryo" w:cs="Meiryo"/>
+                <w:sz w:val="19"/>
+              </w:rPr>
+              <w:t>merge（マージ）</w:t>
+            </w:r>
+          </w:p>
+        </w:tc>
+        <w:tc>
+          <w:tcPr>
+            <w:tcW w:type="dxa" w:w="7087"/>
+            <w:vAlign w:val="center"/>
+            <w:shd w:val="clear" w:color="auto" w:fill="F7F9FC"/>
+          </w:tcPr>
+          <w:p>
+            <w:pPr>
+              <w:spacing w:after="0"/>
+            </w:pPr>
+            <w:r/>
+            <w:r>
+              <w:rPr>
+                <w:rFonts w:ascii="Meiryo" w:hAnsi="Meiryo" w:eastAsia="Meiryo" w:cs="Meiryo"/>
+                <w:sz w:val="19"/>
+              </w:rPr>
+              <w:t>別々に進んだ2つの履歴を合流させる。未コミットの変更を運ぶ操作ではない</w:t>
+            </w:r>
+          </w:p>
+        </w:tc>
+      </w:tr>
+      <w:tr>
+        <w:trPr>
+          <w:cantSplit/>
+        </w:trPr>
+        <w:tc>
+          <w:tcPr>
+            <w:tcW w:type="dxa" w:w="2551"/>
+            <w:vAlign w:val="center"/>
+          </w:tcPr>
+          <w:p>
+            <w:pPr>
+              <w:spacing w:after="0"/>
+            </w:pPr>
+            <w:r/>
+            <w:r>
+              <w:rPr>
+                <w:rFonts w:ascii="Meiryo" w:hAnsi="Meiryo" w:eastAsia="Meiryo" w:cs="Meiryo"/>
+                <w:sz w:val="19"/>
+              </w:rPr>
+              <w:t>origin/&lt;ブランチ&gt;</w:t>
+            </w:r>
+          </w:p>
+        </w:tc>
+        <w:tc>
+          <w:tcPr>
+            <w:tcW w:type="dxa" w:w="7087"/>
+            <w:vAlign w:val="center"/>
+          </w:tcPr>
+          <w:p>
+            <w:pPr>
+              <w:spacing w:after="0"/>
+            </w:pPr>
+            <w:r/>
+            <w:r>
+              <w:rPr>
+                <w:rFonts w:ascii="Meiryo" w:hAnsi="Meiryo" w:eastAsia="Meiryo" w:cs="Meiryo"/>
+                <w:sz w:val="19"/>
+              </w:rPr>
+              <w:t>リモートにあるブランチの、手元でのコピー（</w:t>
+            </w:r>
+            <w:r>
+              <w:rPr>
+                <w:rFonts w:ascii="Consolas" w:hAnsi="Consolas" w:eastAsia="Consolas" w:cs="Consolas"/>
+                <w:color w:val="C7254E"/>
+                <w:sz w:val="19"/>
+              </w:rPr>
+              <w:t>git fetch</w:t>
+            </w:r>
+            <w:r>
+              <w:rPr>
+                <w:rFonts w:ascii="Meiryo" w:hAnsi="Meiryo" w:eastAsia="Meiryo" w:cs="Meiryo"/>
+                <w:sz w:val="19"/>
+              </w:rPr>
+              <w:t xml:space="preserve"> で更新される）</w:t>
+            </w:r>
+          </w:p>
+        </w:tc>
+      </w:tr>
+      <w:tr>
+        <w:trPr>
+          <w:cantSplit/>
+        </w:trPr>
+        <w:tc>
+          <w:tcPr>
+            <w:tcW w:type="dxa" w:w="2551"/>
+            <w:vAlign w:val="center"/>
+            <w:shd w:val="clear" w:color="auto" w:fill="F7F9FC"/>
+          </w:tcPr>
+          <w:p>
+            <w:pPr>
+              <w:spacing w:after="0"/>
+            </w:pPr>
+            <w:r/>
+            <w:r>
+              <w:rPr>
+                <w:rFonts w:ascii="Meiryo" w:hAnsi="Meiryo" w:eastAsia="Meiryo" w:cs="Meiryo"/>
+                <w:sz w:val="19"/>
+              </w:rPr>
+              <w:t>upstream（</w:t>
+            </w:r>
+            <w:r>
+              <w:rPr>
+                <w:rFonts w:ascii="Consolas" w:hAnsi="Consolas" w:eastAsia="Consolas" w:cs="Consolas"/>
+                <w:color w:val="C7254E"/>
+                <w:sz w:val="19"/>
+              </w:rPr>
+              <w:t>-u</w:t>
+            </w:r>
+            <w:r>
+              <w:rPr>
+                <w:rFonts w:ascii="Meiryo" w:hAnsi="Meiryo" w:eastAsia="Meiryo" w:cs="Meiryo"/>
+                <w:sz w:val="19"/>
+              </w:rPr>
+              <w:t>）</w:t>
+            </w:r>
+          </w:p>
+        </w:tc>
+        <w:tc>
+          <w:tcPr>
+            <w:tcW w:type="dxa" w:w="7087"/>
+            <w:vAlign w:val="center"/>
+            <w:shd w:val="clear" w:color="auto" w:fill="F7F9FC"/>
+          </w:tcPr>
+          <w:p>
+            <w:pPr>
+              <w:spacing w:after="0"/>
+            </w:pPr>
+            <w:r/>
+            <w:r>
+              <w:rPr>
+                <w:rFonts w:ascii="Meiryo" w:hAnsi="Meiryo" w:eastAsia="Meiryo" w:cs="Meiryo"/>
+                <w:sz w:val="19"/>
+              </w:rPr>
+              <w:t>ローカルブランチに対応するリモートブランチ。</w:t>
+            </w:r>
+            <w:r>
+              <w:rPr>
+                <w:rFonts w:ascii="Consolas" w:hAnsi="Consolas" w:eastAsia="Consolas" w:cs="Consolas"/>
+                <w:color w:val="C7254E"/>
+                <w:sz w:val="19"/>
+              </w:rPr>
+              <w:t>push -u</w:t>
+            </w:r>
+            <w:r>
+              <w:rPr>
+                <w:rFonts w:ascii="Meiryo" w:hAnsi="Meiryo" w:eastAsia="Meiryo" w:cs="Meiryo"/>
+                <w:sz w:val="19"/>
+              </w:rPr>
+              <w:t xml:space="preserve"> で設定すると以後は </w:t>
+            </w:r>
+            <w:r>
+              <w:rPr>
+                <w:rFonts w:ascii="Consolas" w:hAnsi="Consolas" w:eastAsia="Consolas" w:cs="Consolas"/>
+                <w:color w:val="C7254E"/>
+                <w:sz w:val="19"/>
+              </w:rPr>
+              <w:t>git push</w:t>
+            </w:r>
+            <w:r>
+              <w:rPr>
+                <w:rFonts w:ascii="Meiryo" w:hAnsi="Meiryo" w:eastAsia="Meiryo" w:cs="Meiryo"/>
+                <w:sz w:val="19"/>
+              </w:rPr>
+              <w:t xml:space="preserve"> だけで済む</w:t>
             </w:r>
           </w:p>
         </w:tc>
